--- a/por/docx/41.content.docx
+++ b/por/docx/41.content.docx
@@ -19,7 +19,7 @@
         <w:rPr>
           <w:lang w:val="pt_PT" w:bidi="pt_PT"/>
         </w:rPr>
-        <w:t>Resource: Notas de Estudo - Introduções aos Livros (Tyndale)</w:t>
+        <w:t>Resource: Tyndale Open Study Notes</w:t>
       </w:r>
       <w:r>
         <w:rPr>
@@ -112,7 +112,7 @@
         <w:rPr>
           <w:lang w:val="pt_PT" w:bidi="pt_PT"/>
         </w:rPr>
-        <w:t>Notas de Estudo - Introduções aos Livros (Tyndale)</w:t>
+        <w:t>Tyndale Open Study Notes</w:t>
       </w:r>
     </w:p>
     <w:p>

--- a/por/docx/41.content.docx
+++ b/por/docx/41.content.docx
@@ -19,7 +19,7 @@
         <w:rPr>
           <w:lang w:val="pt_PT" w:bidi="pt_PT"/>
         </w:rPr>
-        <w:t>Resource: Tyndale Open Study Notes</w:t>
+        <w:t>Resource: Aquifer Open Study Notes (Book Intros)</w:t>
       </w:r>
       <w:r>
         <w:rPr>
@@ -112,7 +112,7 @@
         <w:rPr>
           <w:lang w:val="pt_PT" w:bidi="pt_PT"/>
         </w:rPr>
-        <w:t>Tyndale Open Study Notes</w:t>
+        <w:t>Aquifer Open Study Notes (Book Intros)</w:t>
       </w:r>
     </w:p>
     <w:p>

--- a/por/docx/41.content.docx
+++ b/por/docx/41.content.docx
@@ -233,18 +233,12 @@
         </w:rPr>
         <w:t>Em seu verso de abertura, Marcos fornece aos leitores a principal chave para entender seu Evangelho: embora possamos aprender muito sobre os discípulos e outros personagens lendo Marcos, é mais importante entender o que ele está ensinando sobre Jesus: Jesus é “o Messias, o Filho de Deus” (</w:t>
       </w:r>
-      <w:hyperlink r:id="rId13">
-        <w:r>
-          <w:rPr>
-            <w:lang w:val="pt_PT" w:bidi="pt_PT"/>
-          </w:rPr>
-          <w:rPr>
-            <w:color w:val="0000EE"/>
-            <w:u w:val="single"/>
-          </w:rPr>
-          <w:t>Marcos 1.1</w:t>
-        </w:r>
-      </w:hyperlink>
+      <w:r>
+        <w:rPr>
+          <w:lang w:val="pt_PT" w:bidi="pt_PT"/>
+        </w:rPr>
+        <w:t>Marcos 1.1</w:t>
+      </w:r>
       <w:r>
         <w:rPr>
           <w:lang w:val="pt_PT" w:bidi="pt_PT"/>
@@ -276,18 +270,12 @@
         </w:rPr>
         <w:t>É geralmente aceito que Marcos foi o primeiro dos quatro Evangelhos canônicos a ser escrito. Antes da escrita de Marcos, não havia Evangelhos como tal. As tradições do evangelho foram distribuídas ou “entregues” oralmente sob a supervisão das testemunhas oculares e ministros da palavra de Deus (</w:t>
       </w:r>
-      <w:hyperlink r:id="rId14">
-        <w:r>
-          <w:rPr>
-            <w:lang w:val="pt_PT" w:bidi="pt_PT"/>
-          </w:rPr>
-          <w:rPr>
-            <w:color w:val="0000EE"/>
-            <w:u w:val="single"/>
-          </w:rPr>
-          <w:t>Lucas 1.2</w:t>
-        </w:r>
-      </w:hyperlink>
+      <w:r>
+        <w:rPr>
+          <w:lang w:val="pt_PT" w:bidi="pt_PT"/>
+        </w:rPr>
+        <w:t>Lucas 1.2</w:t>
+      </w:r>
       <w:r>
         <w:rPr>
           <w:lang w:val="pt_PT" w:bidi="pt_PT"/>
@@ -319,36 +307,24 @@
         </w:rPr>
         <w:t xml:space="preserve">A estrutura geral de Marcos é geográfica. Os primeiros nove capítulos narram eventos do ministério de Jesus na Galileia e seus arredores. Em </w:t>
       </w:r>
-      <w:hyperlink r:id="rId15">
-        <w:r>
-          <w:rPr>
-            <w:lang w:val="pt_PT" w:bidi="pt_PT"/>
-          </w:rPr>
-          <w:rPr>
-            <w:color w:val="0000EE"/>
-            <w:u w:val="single"/>
-          </w:rPr>
-          <w:t>10.1–52</w:t>
-        </w:r>
-      </w:hyperlink>
+      <w:r>
+        <w:rPr>
+          <w:lang w:val="pt_PT" w:bidi="pt_PT"/>
+        </w:rPr>
+        <w:t>10.1–52</w:t>
+      </w:r>
       <w:r>
         <w:rPr>
           <w:lang w:val="pt_PT" w:bidi="pt_PT"/>
         </w:rPr>
         <w:t>, Jesus e os discípulos viajam da Galileia para Jerusalém, e os últimos capítulos do livro (</w:t>
       </w:r>
-      <w:hyperlink r:id="rId16">
-        <w:r>
-          <w:rPr>
-            <w:lang w:val="pt_PT" w:bidi="pt_PT"/>
-          </w:rPr>
-          <w:rPr>
-            <w:color w:val="0000EE"/>
-            <w:u w:val="single"/>
-          </w:rPr>
-          <w:t>11.1–16.20</w:t>
-        </w:r>
-      </w:hyperlink>
+      <w:r>
+        <w:rPr>
+          <w:lang w:val="pt_PT" w:bidi="pt_PT"/>
+        </w:rPr>
+        <w:t>11.1–16.20</w:t>
+      </w:r>
       <w:r>
         <w:rPr>
           <w:lang w:val="pt_PT" w:bidi="pt_PT"/>
@@ -369,270 +345,180 @@
         </w:rPr>
         <w:t>Dentro do contorno geográfico, Marcos organizou grande parte de seu material topicamente. Assim, temos coleções de histórias de milagres (</w:t>
       </w:r>
-      <w:hyperlink r:id="rId17">
-        <w:r>
-          <w:rPr>
-            <w:lang w:val="pt_PT" w:bidi="pt_PT"/>
-          </w:rPr>
-          <w:rPr>
-            <w:color w:val="0000EE"/>
-            <w:u w:val="single"/>
-          </w:rPr>
-          <w:t>1.21–45</w:t>
-        </w:r>
-      </w:hyperlink>
+      <w:r>
+        <w:rPr>
+          <w:lang w:val="pt_PT" w:bidi="pt_PT"/>
+        </w:rPr>
+        <w:t>1.21–45</w:t>
+      </w:r>
       <w:r>
         <w:rPr>
           <w:lang w:val="pt_PT" w:bidi="pt_PT"/>
         </w:rPr>
         <w:t xml:space="preserve">; </w:t>
       </w:r>
-      <w:hyperlink r:id="rId18">
-        <w:r>
-          <w:rPr>
-            <w:lang w:val="pt_PT" w:bidi="pt_PT"/>
-          </w:rPr>
-          <w:rPr>
-            <w:color w:val="0000EE"/>
-            <w:u w:val="single"/>
-          </w:rPr>
-          <w:t>4.35–5.43</w:t>
-        </w:r>
-      </w:hyperlink>
+      <w:r>
+        <w:rPr>
+          <w:lang w:val="pt_PT" w:bidi="pt_PT"/>
+        </w:rPr>
+        <w:t>4.35–5.43</w:t>
+      </w:r>
       <w:r>
         <w:rPr>
           <w:lang w:val="pt_PT" w:bidi="pt_PT"/>
         </w:rPr>
         <w:t>), histórias de controvérsia (</w:t>
       </w:r>
-      <w:hyperlink r:id="rId19">
-        <w:r>
-          <w:rPr>
-            <w:lang w:val="pt_PT" w:bidi="pt_PT"/>
-          </w:rPr>
-          <w:rPr>
-            <w:color w:val="0000EE"/>
-            <w:u w:val="single"/>
-          </w:rPr>
-          <w:t>2.1–3.6</w:t>
-        </w:r>
-      </w:hyperlink>
+      <w:r>
+        <w:rPr>
+          <w:lang w:val="pt_PT" w:bidi="pt_PT"/>
+        </w:rPr>
+        <w:t>2.1–3.6</w:t>
+      </w:r>
       <w:r>
         <w:rPr>
           <w:lang w:val="pt_PT" w:bidi="pt_PT"/>
         </w:rPr>
         <w:t xml:space="preserve">; </w:t>
       </w:r>
-      <w:hyperlink r:id="rId20">
-        <w:r>
-          <w:rPr>
-            <w:lang w:val="pt_PT" w:bidi="pt_PT"/>
-          </w:rPr>
-          <w:rPr>
-            <w:color w:val="0000EE"/>
-            <w:u w:val="single"/>
-          </w:rPr>
-          <w:t>12.13–37</w:t>
-        </w:r>
-      </w:hyperlink>
+      <w:r>
+        <w:rPr>
+          <w:lang w:val="pt_PT" w:bidi="pt_PT"/>
+        </w:rPr>
+        <w:t>12.13–37</w:t>
+      </w:r>
       <w:r>
         <w:rPr>
           <w:lang w:val="pt_PT" w:bidi="pt_PT"/>
         </w:rPr>
         <w:t>), parábolas (</w:t>
       </w:r>
-      <w:hyperlink r:id="rId21">
-        <w:r>
-          <w:rPr>
-            <w:lang w:val="pt_PT" w:bidi="pt_PT"/>
-          </w:rPr>
-          <w:rPr>
-            <w:color w:val="0000EE"/>
-            <w:u w:val="single"/>
-          </w:rPr>
-          <w:t>4.1–34</w:t>
-        </w:r>
-      </w:hyperlink>
+      <w:r>
+        <w:rPr>
+          <w:lang w:val="pt_PT" w:bidi="pt_PT"/>
+        </w:rPr>
+        <w:t>4.1–34</w:t>
+      </w:r>
       <w:r>
         <w:rPr>
           <w:lang w:val="pt_PT" w:bidi="pt_PT"/>
         </w:rPr>
         <w:t>) e ensinamentos sobre o fim (</w:t>
       </w:r>
-      <w:hyperlink r:id="rId22">
-        <w:r>
-          <w:rPr>
-            <w:lang w:val="pt_PT" w:bidi="pt_PT"/>
-          </w:rPr>
-          <w:rPr>
-            <w:color w:val="0000EE"/>
-            <w:u w:val="single"/>
-          </w:rPr>
-          <w:t>13.5–37</w:t>
-        </w:r>
-      </w:hyperlink>
+      <w:r>
+        <w:rPr>
+          <w:lang w:val="pt_PT" w:bidi="pt_PT"/>
+        </w:rPr>
+        <w:t>13.5–37</w:t>
+      </w:r>
       <w:r>
         <w:rPr>
           <w:lang w:val="pt_PT" w:bidi="pt_PT"/>
         </w:rPr>
         <w:t>). Alguns dos materiais incluem indicadores de sequência cronológica: o ministério de Jesus começou com seu batismo (</w:t>
       </w:r>
-      <w:hyperlink r:id="rId23">
-        <w:r>
-          <w:rPr>
-            <w:lang w:val="pt_PT" w:bidi="pt_PT"/>
-          </w:rPr>
-          <w:rPr>
-            <w:color w:val="0000EE"/>
-            <w:u w:val="single"/>
-          </w:rPr>
-          <w:t>1.2–11</w:t>
-        </w:r>
-      </w:hyperlink>
+      <w:r>
+        <w:rPr>
+          <w:lang w:val="pt_PT" w:bidi="pt_PT"/>
+        </w:rPr>
+        <w:t>1.2–11</w:t>
+      </w:r>
       <w:r>
         <w:rPr>
           <w:lang w:val="pt_PT" w:bidi="pt_PT"/>
         </w:rPr>
         <w:t xml:space="preserve">; veja </w:t>
       </w:r>
-      <w:hyperlink r:id="rId24">
-        <w:r>
-          <w:rPr>
-            <w:lang w:val="pt_PT" w:bidi="pt_PT"/>
-          </w:rPr>
-          <w:rPr>
-            <w:color w:val="0000EE"/>
-            <w:u w:val="single"/>
-          </w:rPr>
-          <w:t>Atos 1.22</w:t>
-        </w:r>
-      </w:hyperlink>
+      <w:r>
+        <w:rPr>
+          <w:lang w:val="pt_PT" w:bidi="pt_PT"/>
+        </w:rPr>
+        <w:t>Atos 1.22</w:t>
+      </w:r>
       <w:r>
         <w:rPr>
           <w:lang w:val="pt_PT" w:bidi="pt_PT"/>
         </w:rPr>
         <w:t xml:space="preserve">; </w:t>
       </w:r>
-      <w:hyperlink r:id="rId25">
-        <w:r>
-          <w:rPr>
-            <w:lang w:val="pt_PT" w:bidi="pt_PT"/>
-          </w:rPr>
-          <w:rPr>
-            <w:color w:val="0000EE"/>
-            <w:u w:val="single"/>
-          </w:rPr>
-          <w:t>10.37</w:t>
-        </w:r>
-      </w:hyperlink>
+      <w:r>
+        <w:rPr>
+          <w:lang w:val="pt_PT" w:bidi="pt_PT"/>
+        </w:rPr>
+        <w:t>10.37</w:t>
+      </w:r>
       <w:r>
         <w:rPr>
           <w:lang w:val="pt_PT" w:bidi="pt_PT"/>
         </w:rPr>
         <w:t>) e tentação (</w:t>
       </w:r>
-      <w:hyperlink r:id="rId26">
-        <w:r>
-          <w:rPr>
-            <w:lang w:val="pt_PT" w:bidi="pt_PT"/>
-          </w:rPr>
-          <w:rPr>
-            <w:color w:val="0000EE"/>
-            <w:u w:val="single"/>
-          </w:rPr>
-          <w:t>Marcos 1.12–13</w:t>
-        </w:r>
-      </w:hyperlink>
+      <w:r>
+        <w:rPr>
+          <w:lang w:val="pt_PT" w:bidi="pt_PT"/>
+        </w:rPr>
+        <w:t>Marcos 1.12–13</w:t>
+      </w:r>
       <w:r>
         <w:rPr>
           <w:lang w:val="pt_PT" w:bidi="pt_PT"/>
         </w:rPr>
         <w:t>); seu sofrimento, morte e ressurreição ocorreram no final (</w:t>
       </w:r>
-      <w:hyperlink r:id="rId27">
-        <w:r>
-          <w:rPr>
-            <w:lang w:val="pt_PT" w:bidi="pt_PT"/>
-          </w:rPr>
-          <w:rPr>
-            <w:color w:val="0000EE"/>
-            <w:u w:val="single"/>
-          </w:rPr>
-          <w:t>11.1–16.8</w:t>
-        </w:r>
-      </w:hyperlink>
+      <w:r>
+        <w:rPr>
+          <w:lang w:val="pt_PT" w:bidi="pt_PT"/>
+        </w:rPr>
+        <w:t>11.1–16.8</w:t>
+      </w:r>
       <w:r>
         <w:rPr>
           <w:lang w:val="pt_PT" w:bidi="pt_PT"/>
         </w:rPr>
         <w:t>). Alguns relatos individuais estão ligados cronologicamente, como a confissão de Pedro em Cesareia de Filipe (</w:t>
       </w:r>
-      <w:hyperlink r:id="rId28">
-        <w:r>
-          <w:rPr>
-            <w:lang w:val="pt_PT" w:bidi="pt_PT"/>
-          </w:rPr>
-          <w:rPr>
-            <w:color w:val="0000EE"/>
-            <w:u w:val="single"/>
-          </w:rPr>
-          <w:t>8.27–33</w:t>
-        </w:r>
-      </w:hyperlink>
+      <w:r>
+        <w:rPr>
+          <w:lang w:val="pt_PT" w:bidi="pt_PT"/>
+        </w:rPr>
+        <w:t>8.27–33</w:t>
+      </w:r>
       <w:r>
         <w:rPr>
           <w:lang w:val="pt_PT" w:bidi="pt_PT"/>
         </w:rPr>
         <w:t>) e a transfiguração de Jesus (</w:t>
       </w:r>
-      <w:hyperlink r:id="rId29">
-        <w:r>
-          <w:rPr>
-            <w:lang w:val="pt_PT" w:bidi="pt_PT"/>
-          </w:rPr>
-          <w:rPr>
-            <w:color w:val="0000EE"/>
-            <w:u w:val="single"/>
-          </w:rPr>
-          <w:t>9.1–13</w:t>
-        </w:r>
-      </w:hyperlink>
+      <w:r>
+        <w:rPr>
+          <w:lang w:val="pt_PT" w:bidi="pt_PT"/>
+        </w:rPr>
+        <w:t>9.1–13</w:t>
+      </w:r>
       <w:r>
         <w:rPr>
           <w:lang w:val="pt_PT" w:bidi="pt_PT"/>
         </w:rPr>
         <w:t xml:space="preserve">; veja também </w:t>
       </w:r>
-      <w:hyperlink r:id="rId30">
-        <w:r>
-          <w:rPr>
-            <w:lang w:val="pt_PT" w:bidi="pt_PT"/>
-          </w:rPr>
-          <w:rPr>
-            <w:color w:val="0000EE"/>
-            <w:u w:val="single"/>
-          </w:rPr>
-          <w:t>1.29</w:t>
-        </w:r>
-      </w:hyperlink>
+      <w:r>
+        <w:rPr>
+          <w:lang w:val="pt_PT" w:bidi="pt_PT"/>
+        </w:rPr>
+        <w:t>1.29</w:t>
+      </w:r>
       <w:r>
         <w:rPr>
           <w:lang w:val="pt_PT" w:bidi="pt_PT"/>
         </w:rPr>
         <w:t>,</w:t>
       </w:r>
-      <w:hyperlink r:id="rId31">
-        <w:r>
-          <w:rPr>
-            <w:lang w:val="pt_PT" w:bidi="pt_PT"/>
-          </w:rPr>
-          <w:rPr>
-            <w:color w:val="0000EE"/>
-            <w:u w:val="single"/>
-          </w:rPr>
-          <w:t>35</w:t>
-        </w:r>
-      </w:hyperlink>
+      <w:r>
+        <w:rPr>
+          <w:lang w:val="pt_PT" w:bidi="pt_PT"/>
+        </w:rPr>
+        <w:t>35</w:t>
+      </w:r>
       <w:r>
         <w:rPr>
           <w:lang w:val="pt_PT" w:bidi="pt_PT"/>
@@ -653,90 +539,60 @@
         </w:rPr>
         <w:t xml:space="preserve">O principal ponto de virada no ministério de Jesus é destacado em </w:t>
       </w:r>
-      <w:hyperlink r:id="rId28">
-        <w:r>
-          <w:rPr>
-            <w:lang w:val="pt_PT" w:bidi="pt_PT"/>
-          </w:rPr>
-          <w:rPr>
-            <w:color w:val="0000EE"/>
-            <w:u w:val="single"/>
-          </w:rPr>
-          <w:t>8.27–33</w:t>
-        </w:r>
-      </w:hyperlink>
+      <w:r>
+        <w:rPr>
+          <w:lang w:val="pt_PT" w:bidi="pt_PT"/>
+        </w:rPr>
+        <w:t>8.27–33</w:t>
+      </w:r>
       <w:r>
         <w:rPr>
           <w:lang w:val="pt_PT" w:bidi="pt_PT"/>
         </w:rPr>
         <w:t>, muito perto do centro do livro. Em Cesareia de Filipe, os discípulos confessam pela primeira vez sua crença de que Jesus é o Messias (</w:t>
       </w:r>
-      <w:hyperlink r:id="rId32">
-        <w:r>
-          <w:rPr>
-            <w:lang w:val="pt_PT" w:bidi="pt_PT"/>
-          </w:rPr>
-          <w:rPr>
-            <w:color w:val="0000EE"/>
-            <w:u w:val="single"/>
-          </w:rPr>
-          <w:t>8.29</w:t>
-        </w:r>
-      </w:hyperlink>
+      <w:r>
+        <w:rPr>
+          <w:lang w:val="pt_PT" w:bidi="pt_PT"/>
+        </w:rPr>
+        <w:t>8.29</w:t>
+      </w:r>
       <w:r>
         <w:rPr>
           <w:lang w:val="pt_PT" w:bidi="pt_PT"/>
         </w:rPr>
         <w:t>). Após este reconhecimento, Jesus “começou a contar-lhes” de sua morte próxima e ressurreição (</w:t>
       </w:r>
-      <w:hyperlink r:id="rId33">
-        <w:r>
-          <w:rPr>
-            <w:lang w:val="pt_PT" w:bidi="pt_PT"/>
-          </w:rPr>
-          <w:rPr>
-            <w:color w:val="0000EE"/>
-            <w:u w:val="single"/>
-          </w:rPr>
-          <w:t>8.31</w:t>
-        </w:r>
-      </w:hyperlink>
+      <w:r>
+        <w:rPr>
+          <w:lang w:val="pt_PT" w:bidi="pt_PT"/>
+        </w:rPr>
+        <w:t>8.31</w:t>
+      </w:r>
       <w:r>
         <w:rPr>
           <w:lang w:val="pt_PT" w:bidi="pt_PT"/>
         </w:rPr>
         <w:t xml:space="preserve">; cp. </w:t>
       </w:r>
-      <w:hyperlink r:id="rId34">
-        <w:r>
-          <w:rPr>
-            <w:lang w:val="pt_PT" w:bidi="pt_PT"/>
-          </w:rPr>
-          <w:rPr>
-            <w:color w:val="0000EE"/>
-            <w:u w:val="single"/>
-          </w:rPr>
-          <w:t>Mt 16.21</w:t>
-        </w:r>
-      </w:hyperlink>
+      <w:r>
+        <w:rPr>
+          <w:lang w:val="pt_PT" w:bidi="pt_PT"/>
+        </w:rPr>
+        <w:t>Mt 16.21</w:t>
+      </w:r>
       <w:r>
         <w:rPr>
           <w:lang w:val="pt_PT" w:bidi="pt_PT"/>
         </w:rPr>
         <w:t xml:space="preserve">). A morte e ressurreição de Jesus são o tema dominante de </w:t>
       </w:r>
-      <w:hyperlink r:id="rId35">
-        <w:r>
-          <w:rPr>
-            <w:lang w:val="pt_PT" w:bidi="pt_PT"/>
-          </w:rPr>
-          <w:rPr>
-            <w:color w:val="0000EE"/>
-            <w:u w:val="single"/>
-          </w:rPr>
-          <w:t>8.31–16.8</w:t>
-        </w:r>
-      </w:hyperlink>
+      <w:r>
+        <w:rPr>
+          <w:lang w:val="pt_PT" w:bidi="pt_PT"/>
+        </w:rPr>
+        <w:t>8.31–16.8</w:t>
+      </w:r>
       <w:r>
         <w:rPr>
           <w:lang w:val="pt_PT" w:bidi="pt_PT"/>
@@ -795,36 +651,24 @@
         </w:rPr>
         <w:t xml:space="preserve">A igreja primitiva foi unânime ao atribuir este Evangelho a João Marcos. É improvável que Papias e outros tivessem atribuído este Evangelho a um não-apóstolo com uma fama manchada (veja </w:t>
       </w:r>
-      <w:hyperlink r:id="rId36">
-        <w:r>
-          <w:rPr>
-            <w:lang w:val="pt_PT" w:bidi="pt_PT"/>
-          </w:rPr>
-          <w:rPr>
-            <w:color w:val="0000EE"/>
-            <w:u w:val="single"/>
-          </w:rPr>
-          <w:t>Atos 13.13</w:t>
-        </w:r>
-      </w:hyperlink>
+      <w:r>
+        <w:rPr>
+          <w:lang w:val="pt_PT" w:bidi="pt_PT"/>
+        </w:rPr>
+        <w:t>Atos 13.13</w:t>
+      </w:r>
       <w:r>
         <w:rPr>
           <w:lang w:val="pt_PT" w:bidi="pt_PT"/>
         </w:rPr>
         <w:t xml:space="preserve">; </w:t>
       </w:r>
-      <w:hyperlink r:id="rId37">
-        <w:r>
-          <w:rPr>
-            <w:lang w:val="pt_PT" w:bidi="pt_PT"/>
-          </w:rPr>
-          <w:rPr>
-            <w:color w:val="0000EE"/>
-            <w:u w:val="single"/>
-          </w:rPr>
-          <w:t>15.36–41</w:t>
-        </w:r>
-      </w:hyperlink>
+      <w:r>
+        <w:rPr>
+          <w:lang w:val="pt_PT" w:bidi="pt_PT"/>
+        </w:rPr>
+        <w:t>15.36–41</w:t>
+      </w:r>
       <w:r>
         <w:rPr>
           <w:lang w:val="pt_PT" w:bidi="pt_PT"/>
@@ -845,108 +689,72 @@
         </w:rPr>
         <w:t xml:space="preserve">O autor deste Evangelho era bilíngue, como as frases em aramaico em seu texto grego sugerem (p. ex., </w:t>
       </w:r>
-      <w:hyperlink r:id="rId38">
-        <w:r>
-          <w:rPr>
-            <w:lang w:val="pt_PT" w:bidi="pt_PT"/>
-          </w:rPr>
-          <w:rPr>
-            <w:color w:val="0000EE"/>
-            <w:u w:val="single"/>
-          </w:rPr>
-          <w:t>Marcos 5.41</w:t>
-        </w:r>
-      </w:hyperlink>
+      <w:r>
+        <w:rPr>
+          <w:lang w:val="pt_PT" w:bidi="pt_PT"/>
+        </w:rPr>
+        <w:t>Marcos 5.41</w:t>
+      </w:r>
       <w:r>
         <w:rPr>
           <w:lang w:val="pt_PT" w:bidi="pt_PT"/>
         </w:rPr>
         <w:t xml:space="preserve">; </w:t>
       </w:r>
-      <w:hyperlink r:id="rId39">
-        <w:r>
-          <w:rPr>
-            <w:lang w:val="pt_PT" w:bidi="pt_PT"/>
-          </w:rPr>
-          <w:rPr>
-            <w:color w:val="0000EE"/>
-            <w:u w:val="single"/>
-          </w:rPr>
-          <w:t>7.34</w:t>
-        </w:r>
-      </w:hyperlink>
+      <w:r>
+        <w:rPr>
+          <w:lang w:val="pt_PT" w:bidi="pt_PT"/>
+        </w:rPr>
+        <w:t>7.34</w:t>
+      </w:r>
       <w:r>
         <w:rPr>
           <w:lang w:val="pt_PT" w:bidi="pt_PT"/>
         </w:rPr>
         <w:t xml:space="preserve">; </w:t>
       </w:r>
-      <w:hyperlink r:id="rId40">
-        <w:r>
-          <w:rPr>
-            <w:lang w:val="pt_PT" w:bidi="pt_PT"/>
-          </w:rPr>
-          <w:rPr>
-            <w:color w:val="0000EE"/>
-            <w:u w:val="single"/>
-          </w:rPr>
-          <w:t>15.34</w:t>
-        </w:r>
-      </w:hyperlink>
+      <w:r>
+        <w:rPr>
+          <w:lang w:val="pt_PT" w:bidi="pt_PT"/>
+        </w:rPr>
+        <w:t>15.34</w:t>
+      </w:r>
       <w:r>
         <w:rPr>
           <w:lang w:val="pt_PT" w:bidi="pt_PT"/>
         </w:rPr>
         <w:t xml:space="preserve">). Ele também era judeu, pois ele conhecia e explicava vários costumes judaicos aos seus leitores gentios (p. ex., </w:t>
       </w:r>
-      <w:hyperlink r:id="rId41">
-        <w:r>
-          <w:rPr>
-            <w:lang w:val="pt_PT" w:bidi="pt_PT"/>
-          </w:rPr>
-          <w:rPr>
-            <w:color w:val="0000EE"/>
-            <w:u w:val="single"/>
-          </w:rPr>
-          <w:t>7.3–4</w:t>
-        </w:r>
-      </w:hyperlink>
+      <w:r>
+        <w:rPr>
+          <w:lang w:val="pt_PT" w:bidi="pt_PT"/>
+        </w:rPr>
+        <w:t>7.3–4</w:t>
+      </w:r>
       <w:r>
         <w:rPr>
           <w:lang w:val="pt_PT" w:bidi="pt_PT"/>
         </w:rPr>
         <w:t xml:space="preserve">; </w:t>
       </w:r>
-      <w:hyperlink r:id="rId42">
-        <w:r>
-          <w:rPr>
-            <w:lang w:val="pt_PT" w:bidi="pt_PT"/>
-          </w:rPr>
-          <w:rPr>
-            <w:color w:val="0000EE"/>
-            <w:u w:val="single"/>
-          </w:rPr>
-          <w:t>14.12</w:t>
-        </w:r>
-      </w:hyperlink>
+      <w:r>
+        <w:rPr>
+          <w:lang w:val="pt_PT" w:bidi="pt_PT"/>
+        </w:rPr>
+        <w:t>14.12</w:t>
+      </w:r>
       <w:r>
         <w:rPr>
           <w:lang w:val="pt_PT" w:bidi="pt_PT"/>
         </w:rPr>
         <w:t>). João Marcos era de fato um judeu que foi criado em Jerusalém (</w:t>
       </w:r>
-      <w:hyperlink r:id="rId43">
-        <w:r>
-          <w:rPr>
-            <w:lang w:val="pt_PT" w:bidi="pt_PT"/>
-          </w:rPr>
-          <w:rPr>
-            <w:color w:val="0000EE"/>
-            <w:u w:val="single"/>
-          </w:rPr>
-          <w:t>Atos 12.12</w:t>
-        </w:r>
-      </w:hyperlink>
+      <w:r>
+        <w:rPr>
+          <w:lang w:val="pt_PT" w:bidi="pt_PT"/>
+        </w:rPr>
+        <w:t>Atos 12.12</w:t>
+      </w:r>
       <w:r>
         <w:rPr>
           <w:lang w:val="pt_PT" w:bidi="pt_PT"/>
@@ -967,90 +775,60 @@
         </w:rPr>
         <w:t xml:space="preserve">Alguns objetaram que este Evangelho não indica claramente uma conexão entre Marcos e Pedro e que parece mais polido como uma composição literária do que se poderia esperar de um registro direto do registro de testemunha ocular de Pedro. Mas se este Evangelho foi escrito perto ou após a morte de Pedro (veja “Data” abaixo), Pedro vinha contando essas histórias por mais de trinta anos. Através de uma contínua recontagem, seu relato do evangelho teria se tornado bem polido. Há também referências a Pedro neste Evangelho que podem ser devido à conexão pessoal de Marcos com ele (p. ex., </w:t>
       </w:r>
-      <w:hyperlink r:id="rId44">
-        <w:r>
-          <w:rPr>
-            <w:lang w:val="pt_PT" w:bidi="pt_PT"/>
-          </w:rPr>
-          <w:rPr>
-            <w:color w:val="0000EE"/>
-            <w:u w:val="single"/>
-          </w:rPr>
-          <w:t>Marcos 1.16–20</w:t>
-        </w:r>
-      </w:hyperlink>
+      <w:r>
+        <w:rPr>
+          <w:lang w:val="pt_PT" w:bidi="pt_PT"/>
+        </w:rPr>
+        <w:t>Marcos 1.16–20</w:t>
+      </w:r>
       <w:r>
         <w:rPr>
           <w:lang w:val="pt_PT" w:bidi="pt_PT"/>
         </w:rPr>
         <w:t xml:space="preserve">; </w:t>
       </w:r>
-      <w:hyperlink r:id="rId45">
-        <w:r>
-          <w:rPr>
-            <w:lang w:val="pt_PT" w:bidi="pt_PT"/>
-          </w:rPr>
-          <w:rPr>
-            <w:color w:val="0000EE"/>
-            <w:u w:val="single"/>
-          </w:rPr>
-          <w:t>8.32–33</w:t>
-        </w:r>
-      </w:hyperlink>
+      <w:r>
+        <w:rPr>
+          <w:lang w:val="pt_PT" w:bidi="pt_PT"/>
+        </w:rPr>
+        <w:t>8.32–33</w:t>
+      </w:r>
       <w:r>
         <w:rPr>
           <w:lang w:val="pt_PT" w:bidi="pt_PT"/>
         </w:rPr>
         <w:t xml:space="preserve">; </w:t>
       </w:r>
-      <w:hyperlink r:id="rId46">
-        <w:r>
-          <w:rPr>
-            <w:lang w:val="pt_PT" w:bidi="pt_PT"/>
-          </w:rPr>
-          <w:rPr>
-            <w:color w:val="0000EE"/>
-            <w:u w:val="single"/>
-          </w:rPr>
-          <w:t>9.5–6</w:t>
-        </w:r>
-      </w:hyperlink>
+      <w:r>
+        <w:rPr>
+          <w:lang w:val="pt_PT" w:bidi="pt_PT"/>
+        </w:rPr>
+        <w:t>9.5–6</w:t>
+      </w:r>
       <w:r>
         <w:rPr>
           <w:lang w:val="pt_PT" w:bidi="pt_PT"/>
         </w:rPr>
         <w:t xml:space="preserve">; </w:t>
       </w:r>
-      <w:hyperlink r:id="rId47">
-        <w:r>
-          <w:rPr>
-            <w:lang w:val="pt_PT" w:bidi="pt_PT"/>
-          </w:rPr>
-          <w:rPr>
-            <w:color w:val="0000EE"/>
-            <w:u w:val="single"/>
-          </w:rPr>
-          <w:t>14.28–31</w:t>
-        </w:r>
-      </w:hyperlink>
+      <w:r>
+        <w:rPr>
+          <w:lang w:val="pt_PT" w:bidi="pt_PT"/>
+        </w:rPr>
+        <w:t>14.28–31</w:t>
+      </w:r>
       <w:r>
         <w:rPr>
           <w:lang w:val="pt_PT" w:bidi="pt_PT"/>
         </w:rPr>
         <w:t xml:space="preserve">, </w:t>
       </w:r>
-      <w:hyperlink r:id="rId48">
-        <w:r>
-          <w:rPr>
-            <w:lang w:val="pt_PT" w:bidi="pt_PT"/>
-          </w:rPr>
-          <w:rPr>
-            <w:color w:val="0000EE"/>
-            <w:u w:val="single"/>
-          </w:rPr>
-          <w:t>66–72</w:t>
-        </w:r>
-      </w:hyperlink>
+      <w:r>
+        <w:rPr>
+          <w:lang w:val="pt_PT" w:bidi="pt_PT"/>
+        </w:rPr>
+        <w:t>66–72</w:t>
+      </w:r>
       <w:r>
         <w:rPr>
           <w:lang w:val="pt_PT" w:bidi="pt_PT"/>
@@ -1082,90 +860,60 @@
         </w:rPr>
         <w:t>João Marcos provavelmente escreveu o ensino de Pedro sobre Jesus na época da morte de Pedro. Pedro morreu em Roma por volta de 64 d.C. na perseguição que Nero promoveu contra os cristãos. Marcos provavelmente escreveu este Evangelho no final dos anos 60, e algumas considerações apoiam esta hipótese. (1) A ênfase na fidelidade no tempo de perseguição (</w:t>
       </w:r>
-      <w:hyperlink r:id="rId49">
-        <w:r>
-          <w:rPr>
-            <w:lang w:val="pt_PT" w:bidi="pt_PT"/>
-          </w:rPr>
-          <w:rPr>
-            <w:color w:val="0000EE"/>
-            <w:u w:val="single"/>
-          </w:rPr>
-          <w:t>4.17</w:t>
-        </w:r>
-      </w:hyperlink>
+      <w:r>
+        <w:rPr>
+          <w:lang w:val="pt_PT" w:bidi="pt_PT"/>
+        </w:rPr>
+        <w:t>4.17</w:t>
+      </w:r>
       <w:r>
         <w:rPr>
           <w:lang w:val="pt_PT" w:bidi="pt_PT"/>
         </w:rPr>
         <w:t xml:space="preserve">; </w:t>
       </w:r>
-      <w:hyperlink r:id="rId50">
-        <w:r>
-          <w:rPr>
-            <w:lang w:val="pt_PT" w:bidi="pt_PT"/>
-          </w:rPr>
-          <w:rPr>
-            <w:color w:val="0000EE"/>
-            <w:u w:val="single"/>
-          </w:rPr>
-          <w:t>8.34–38</w:t>
-        </w:r>
-      </w:hyperlink>
+      <w:r>
+        <w:rPr>
+          <w:lang w:val="pt_PT" w:bidi="pt_PT"/>
+        </w:rPr>
+        <w:t>8.34–38</w:t>
+      </w:r>
       <w:r>
         <w:rPr>
           <w:lang w:val="pt_PT" w:bidi="pt_PT"/>
         </w:rPr>
         <w:t xml:space="preserve">; </w:t>
       </w:r>
-      <w:hyperlink r:id="rId51">
-        <w:r>
-          <w:rPr>
-            <w:lang w:val="pt_PT" w:bidi="pt_PT"/>
-          </w:rPr>
-          <w:rPr>
-            <w:color w:val="0000EE"/>
-            <w:u w:val="single"/>
-          </w:rPr>
-          <w:t>10.30</w:t>
-        </w:r>
-      </w:hyperlink>
+      <w:r>
+        <w:rPr>
+          <w:lang w:val="pt_PT" w:bidi="pt_PT"/>
+        </w:rPr>
+        <w:t>10.30</w:t>
+      </w:r>
       <w:r>
         <w:rPr>
           <w:lang w:val="pt_PT" w:bidi="pt_PT"/>
         </w:rPr>
         <w:t xml:space="preserve">; </w:t>
       </w:r>
-      <w:hyperlink r:id="rId52">
-        <w:r>
-          <w:rPr>
-            <w:lang w:val="pt_PT" w:bidi="pt_PT"/>
-          </w:rPr>
-          <w:rPr>
-            <w:color w:val="0000EE"/>
-            <w:u w:val="single"/>
-          </w:rPr>
-          <w:t>13.9–13</w:t>
-        </w:r>
-      </w:hyperlink>
+      <w:r>
+        <w:rPr>
+          <w:lang w:val="pt_PT" w:bidi="pt_PT"/>
+        </w:rPr>
+        <w:t>13.9–13</w:t>
+      </w:r>
       <w:r>
         <w:rPr>
           <w:lang w:val="pt_PT" w:bidi="pt_PT"/>
         </w:rPr>
         <w:t xml:space="preserve">) sugere um tempo durante ou logo após a perseguição de Nero em meados dos anos 60. E (2) O sermão de Jesus registrado no capítulo </w:t>
       </w:r>
-      <w:hyperlink r:id="rId53">
-        <w:r>
-          <w:rPr>
-            <w:lang w:val="pt_PT" w:bidi="pt_PT"/>
-          </w:rPr>
-          <w:rPr>
-            <w:color w:val="0000EE"/>
-            <w:u w:val="single"/>
-          </w:rPr>
-          <w:t>13</w:t>
-        </w:r>
-      </w:hyperlink>
+      <w:r>
+        <w:rPr>
+          <w:lang w:val="pt_PT" w:bidi="pt_PT"/>
+        </w:rPr>
+        <w:t>13</w:t>
+      </w:r>
       <w:r>
         <w:rPr>
           <w:lang w:val="pt_PT" w:bidi="pt_PT"/>
@@ -1197,54 +945,36 @@
         </w:rPr>
         <w:t xml:space="preserve">O Evangelho de Marcos foi escrito para a igreja em Roma, de acordo com a tradição. Fica claro que os leitores originais eram de língua grega e que eles eram gentios, porque o autor explica os costumes judaicos (p. ex., </w:t>
       </w:r>
-      <w:hyperlink r:id="rId41">
-        <w:r>
-          <w:rPr>
-            <w:lang w:val="pt_PT" w:bidi="pt_PT"/>
-          </w:rPr>
-          <w:rPr>
-            <w:color w:val="0000EE"/>
-            <w:u w:val="single"/>
-          </w:rPr>
-          <w:t>7.3–4</w:t>
-        </w:r>
-      </w:hyperlink>
+      <w:r>
+        <w:rPr>
+          <w:lang w:val="pt_PT" w:bidi="pt_PT"/>
+        </w:rPr>
+        <w:t>7.3–4</w:t>
+      </w:r>
       <w:r>
         <w:rPr>
           <w:lang w:val="pt_PT" w:bidi="pt_PT"/>
         </w:rPr>
         <w:t xml:space="preserve">; </w:t>
       </w:r>
-      <w:hyperlink r:id="rId42">
-        <w:r>
-          <w:rPr>
-            <w:lang w:val="pt_PT" w:bidi="pt_PT"/>
-          </w:rPr>
-          <w:rPr>
-            <w:color w:val="0000EE"/>
-            <w:u w:val="single"/>
-          </w:rPr>
-          <w:t>14.12</w:t>
-        </w:r>
-      </w:hyperlink>
+      <w:r>
+        <w:rPr>
+          <w:lang w:val="pt_PT" w:bidi="pt_PT"/>
+        </w:rPr>
+        <w:t>14.12</w:t>
+      </w:r>
       <w:r>
         <w:rPr>
           <w:lang w:val="pt_PT" w:bidi="pt_PT"/>
         </w:rPr>
         <w:t>) e distingue seus leitores dos “judeus” (</w:t>
       </w:r>
-      <w:hyperlink r:id="rId54">
-        <w:r>
-          <w:rPr>
-            <w:lang w:val="pt_PT" w:bidi="pt_PT"/>
-          </w:rPr>
-          <w:rPr>
-            <w:color w:val="0000EE"/>
-            <w:u w:val="single"/>
-          </w:rPr>
-          <w:t>7.3</w:t>
-        </w:r>
-      </w:hyperlink>
+      <w:r>
+        <w:rPr>
+          <w:lang w:val="pt_PT" w:bidi="pt_PT"/>
+        </w:rPr>
+        <w:t>7.3</w:t>
+      </w:r>
       <w:r>
         <w:rPr>
           <w:lang w:val="pt_PT" w:bidi="pt_PT"/>
@@ -1265,72 +995,48 @@
         </w:rPr>
         <w:t>Os leitores originais eram cristãos. Eles estavam familiarizados com as tradições do evangelho, pois o autor não explica várias referências do Antigo Testamento (</w:t>
       </w:r>
-      <w:hyperlink r:id="rId55">
-        <w:r>
-          <w:rPr>
-            <w:lang w:val="pt_PT" w:bidi="pt_PT"/>
-          </w:rPr>
-          <w:rPr>
-            <w:color w:val="0000EE"/>
-            <w:u w:val="single"/>
-          </w:rPr>
-          <w:t>2.25–26</w:t>
-        </w:r>
-      </w:hyperlink>
+      <w:r>
+        <w:rPr>
+          <w:lang w:val="pt_PT" w:bidi="pt_PT"/>
+        </w:rPr>
+        <w:t>2.25–26</w:t>
+      </w:r>
       <w:r>
         <w:rPr>
           <w:lang w:val="pt_PT" w:bidi="pt_PT"/>
         </w:rPr>
         <w:t>) ou coisas como quem era João Batista (</w:t>
       </w:r>
-      <w:hyperlink r:id="rId56">
-        <w:r>
-          <w:rPr>
-            <w:lang w:val="pt_PT" w:bidi="pt_PT"/>
-          </w:rPr>
-          <w:rPr>
-            <w:color w:val="0000EE"/>
-            <w:u w:val="single"/>
-          </w:rPr>
-          <w:t>1.2–8</w:t>
-        </w:r>
-      </w:hyperlink>
+      <w:r>
+        <w:rPr>
+          <w:lang w:val="pt_PT" w:bidi="pt_PT"/>
+        </w:rPr>
+        <w:t>1.2–8</w:t>
+      </w:r>
       <w:r>
         <w:rPr>
           <w:lang w:val="pt_PT" w:bidi="pt_PT"/>
         </w:rPr>
         <w:t>), quem era Isaías, o profeta, (</w:t>
       </w:r>
-      <w:hyperlink r:id="rId57">
-        <w:r>
-          <w:rPr>
-            <w:lang w:val="pt_PT" w:bidi="pt_PT"/>
-          </w:rPr>
-          <w:rPr>
-            <w:color w:val="0000EE"/>
-            <w:u w:val="single"/>
-          </w:rPr>
-          <w:t>1.2</w:t>
-        </w:r>
-      </w:hyperlink>
+      <w:r>
+        <w:rPr>
+          <w:lang w:val="pt_PT" w:bidi="pt_PT"/>
+        </w:rPr>
+        <w:t>1.2</w:t>
+      </w:r>
       <w:r>
         <w:rPr>
           <w:lang w:val="pt_PT" w:bidi="pt_PT"/>
         </w:rPr>
         <w:t>), ou quem eram os fariseus e mestres da lei (</w:t>
       </w:r>
-      <w:hyperlink r:id="rId58">
-        <w:r>
-          <w:rPr>
-            <w:lang w:val="pt_PT" w:bidi="pt_PT"/>
-          </w:rPr>
-          <w:rPr>
-            <w:color w:val="0000EE"/>
-            <w:u w:val="single"/>
-          </w:rPr>
-          <w:t>7.1</w:t>
-        </w:r>
-      </w:hyperlink>
+      <w:r>
+        <w:rPr>
+          <w:lang w:val="pt_PT" w:bidi="pt_PT"/>
+        </w:rPr>
+        <w:t>7.1</w:t>
+      </w:r>
       <w:r>
         <w:rPr>
           <w:lang w:val="pt_PT" w:bidi="pt_PT"/>
@@ -1351,36 +1057,24 @@
         </w:rPr>
         <w:t xml:space="preserve">Também é aparente que os leitores eram romanos, como indicado pelos “latinismos” em Marcos. Em </w:t>
       </w:r>
-      <w:hyperlink r:id="rId59">
-        <w:r>
-          <w:rPr>
-            <w:lang w:val="pt_PT" w:bidi="pt_PT"/>
-          </w:rPr>
-          <w:rPr>
-            <w:color w:val="0000EE"/>
-            <w:u w:val="single"/>
-          </w:rPr>
-          <w:t>6.27</w:t>
-        </w:r>
-      </w:hyperlink>
+      <w:r>
+        <w:rPr>
+          <w:lang w:val="pt_PT" w:bidi="pt_PT"/>
+        </w:rPr>
+        <w:t>6.27</w:t>
+      </w:r>
       <w:r>
         <w:rPr>
           <w:lang w:val="pt_PT" w:bidi="pt_PT"/>
         </w:rPr>
         <w:t xml:space="preserve">, ele usa uma palavra latina que significa “soldado”; em </w:t>
       </w:r>
-      <w:hyperlink r:id="rId60">
-        <w:r>
-          <w:rPr>
-            <w:lang w:val="pt_PT" w:bidi="pt_PT"/>
-          </w:rPr>
-          <w:rPr>
-            <w:color w:val="0000EE"/>
-            <w:u w:val="single"/>
-          </w:rPr>
-          <w:t>12.42</w:t>
-        </w:r>
-      </w:hyperlink>
+      <w:r>
+        <w:rPr>
+          <w:lang w:val="pt_PT" w:bidi="pt_PT"/>
+        </w:rPr>
+        <w:t>12.42</w:t>
+      </w:r>
       <w:r>
         <w:rPr>
           <w:lang w:val="pt_PT" w:bidi="pt_PT"/>
@@ -1400,36 +1094,24 @@
         </w:rPr>
         <w:t xml:space="preserve">) para explicar o significado de “duas leptas” (moedas gregas); e em </w:t>
       </w:r>
-      <w:hyperlink r:id="rId61">
-        <w:r>
-          <w:rPr>
-            <w:lang w:val="pt_PT" w:bidi="pt_PT"/>
-          </w:rPr>
-          <w:rPr>
-            <w:color w:val="0000EE"/>
-            <w:u w:val="single"/>
-          </w:rPr>
-          <w:t>15.39</w:t>
-        </w:r>
-      </w:hyperlink>
+      <w:r>
+        <w:rPr>
+          <w:lang w:val="pt_PT" w:bidi="pt_PT"/>
+        </w:rPr>
+        <w:t>15.39</w:t>
+      </w:r>
       <w:r>
         <w:rPr>
           <w:lang w:val="pt_PT" w:bidi="pt_PT"/>
         </w:rPr>
         <w:t>,</w:t>
       </w:r>
-      <w:hyperlink r:id="rId62">
-        <w:r>
-          <w:rPr>
-            <w:lang w:val="pt_PT" w:bidi="pt_PT"/>
-          </w:rPr>
-          <w:rPr>
-            <w:color w:val="0000EE"/>
-            <w:u w:val="single"/>
-          </w:rPr>
-          <w:t>44–45</w:t>
-        </w:r>
-      </w:hyperlink>
+      <w:r>
+        <w:rPr>
+          <w:lang w:val="pt_PT" w:bidi="pt_PT"/>
+        </w:rPr>
+        <w:t>44–45</w:t>
+      </w:r>
       <w:r>
         <w:rPr>
           <w:lang w:val="pt_PT" w:bidi="pt_PT"/>
@@ -1461,342 +1143,228 @@
         </w:rPr>
         <w:t xml:space="preserve">O próprio trabalho editorial de Marcos pode ser visto mais claramente em suas declarações introdutórias (p. ex., </w:t>
       </w:r>
-      <w:hyperlink r:id="rId63">
-        <w:r>
-          <w:rPr>
-            <w:lang w:val="pt_PT" w:bidi="pt_PT"/>
-          </w:rPr>
-          <w:rPr>
-            <w:color w:val="0000EE"/>
-            <w:u w:val="single"/>
-          </w:rPr>
-          <w:t>1.21–22</w:t>
-        </w:r>
-      </w:hyperlink>
+      <w:r>
+        <w:rPr>
+          <w:lang w:val="pt_PT" w:bidi="pt_PT"/>
+        </w:rPr>
+        <w:t>1.21–22</w:t>
+      </w:r>
       <w:r>
         <w:rPr>
           <w:lang w:val="pt_PT" w:bidi="pt_PT"/>
         </w:rPr>
         <w:t xml:space="preserve">; </w:t>
       </w:r>
-      <w:hyperlink r:id="rId64">
-        <w:r>
-          <w:rPr>
-            <w:lang w:val="pt_PT" w:bidi="pt_PT"/>
-          </w:rPr>
-          <w:rPr>
-            <w:color w:val="0000EE"/>
-            <w:u w:val="single"/>
-          </w:rPr>
-          <w:t>2.1</w:t>
-        </w:r>
-      </w:hyperlink>
+      <w:r>
+        <w:rPr>
+          <w:lang w:val="pt_PT" w:bidi="pt_PT"/>
+        </w:rPr>
+        <w:t>2.1</w:t>
+      </w:r>
       <w:r>
         <w:rPr>
           <w:lang w:val="pt_PT" w:bidi="pt_PT"/>
         </w:rPr>
         <w:t xml:space="preserve">; </w:t>
       </w:r>
-      <w:hyperlink r:id="rId65">
-        <w:r>
-          <w:rPr>
-            <w:lang w:val="pt_PT" w:bidi="pt_PT"/>
-          </w:rPr>
-          <w:rPr>
-            <w:color w:val="0000EE"/>
-            <w:u w:val="single"/>
-          </w:rPr>
-          <w:t>4.1</w:t>
-        </w:r>
-      </w:hyperlink>
+      <w:r>
+        <w:rPr>
+          <w:lang w:val="pt_PT" w:bidi="pt_PT"/>
+        </w:rPr>
+        <w:t>4.1</w:t>
+      </w:r>
       <w:r>
         <w:rPr>
           <w:lang w:val="pt_PT" w:bidi="pt_PT"/>
         </w:rPr>
         <w:t xml:space="preserve">; </w:t>
       </w:r>
-      <w:hyperlink r:id="rId58">
-        <w:r>
-          <w:rPr>
-            <w:lang w:val="pt_PT" w:bidi="pt_PT"/>
-          </w:rPr>
-          <w:rPr>
-            <w:color w:val="0000EE"/>
-            <w:u w:val="single"/>
-          </w:rPr>
-          <w:t>7.1</w:t>
-        </w:r>
-      </w:hyperlink>
+      <w:r>
+        <w:rPr>
+          <w:lang w:val="pt_PT" w:bidi="pt_PT"/>
+        </w:rPr>
+        <w:t>7.1</w:t>
+      </w:r>
       <w:r>
         <w:rPr>
           <w:lang w:val="pt_PT" w:bidi="pt_PT"/>
         </w:rPr>
         <w:t xml:space="preserve">), em seus comentários explicativos (p. ex., </w:t>
       </w:r>
-      <w:hyperlink r:id="rId66">
-        <w:r>
-          <w:rPr>
-            <w:lang w:val="pt_PT" w:bidi="pt_PT"/>
-          </w:rPr>
-          <w:rPr>
-            <w:color w:val="0000EE"/>
-            <w:u w:val="single"/>
-          </w:rPr>
-          <w:t>1.16</w:t>
-        </w:r>
-      </w:hyperlink>
+      <w:r>
+        <w:rPr>
+          <w:lang w:val="pt_PT" w:bidi="pt_PT"/>
+        </w:rPr>
+        <w:t>1.16</w:t>
+      </w:r>
       <w:r>
         <w:rPr>
           <w:lang w:val="pt_PT" w:bidi="pt_PT"/>
         </w:rPr>
         <w:t xml:space="preserve">; </w:t>
       </w:r>
-      <w:hyperlink r:id="rId67">
-        <w:r>
-          <w:rPr>
-            <w:lang w:val="pt_PT" w:bidi="pt_PT"/>
-          </w:rPr>
-          <w:rPr>
-            <w:color w:val="0000EE"/>
-            <w:u w:val="single"/>
-          </w:rPr>
-          <w:t>2.15</w:t>
-        </w:r>
-      </w:hyperlink>
+      <w:r>
+        <w:rPr>
+          <w:lang w:val="pt_PT" w:bidi="pt_PT"/>
+        </w:rPr>
+        <w:t>2.15</w:t>
+      </w:r>
       <w:r>
         <w:rPr>
           <w:lang w:val="pt_PT" w:bidi="pt_PT"/>
         </w:rPr>
         <w:t xml:space="preserve">; </w:t>
       </w:r>
-      <w:hyperlink r:id="rId68">
-        <w:r>
-          <w:rPr>
-            <w:lang w:val="pt_PT" w:bidi="pt_PT"/>
-          </w:rPr>
-          <w:rPr>
-            <w:color w:val="0000EE"/>
-            <w:u w:val="single"/>
-          </w:rPr>
-          <w:t>5.8</w:t>
-        </w:r>
-      </w:hyperlink>
+      <w:r>
+        <w:rPr>
+          <w:lang w:val="pt_PT" w:bidi="pt_PT"/>
+        </w:rPr>
+        <w:t>5.8</w:t>
+      </w:r>
       <w:r>
         <w:rPr>
           <w:lang w:val="pt_PT" w:bidi="pt_PT"/>
         </w:rPr>
         <w:t xml:space="preserve">, </w:t>
       </w:r>
-      <w:hyperlink r:id="rId69">
-        <w:r>
-          <w:rPr>
-            <w:lang w:val="pt_PT" w:bidi="pt_PT"/>
-          </w:rPr>
-          <w:rPr>
-            <w:color w:val="0000EE"/>
-            <w:u w:val="single"/>
-          </w:rPr>
-          <w:t>28</w:t>
-        </w:r>
-      </w:hyperlink>
+      <w:r>
+        <w:rPr>
+          <w:lang w:val="pt_PT" w:bidi="pt_PT"/>
+        </w:rPr>
+        <w:t>28</w:t>
+      </w:r>
       <w:r>
         <w:rPr>
           <w:lang w:val="pt_PT" w:bidi="pt_PT"/>
         </w:rPr>
         <w:t xml:space="preserve">, </w:t>
       </w:r>
-      <w:hyperlink r:id="rId70">
-        <w:r>
-          <w:rPr>
-            <w:lang w:val="pt_PT" w:bidi="pt_PT"/>
-          </w:rPr>
-          <w:rPr>
-            <w:color w:val="0000EE"/>
-            <w:u w:val="single"/>
-          </w:rPr>
-          <w:t>42</w:t>
-        </w:r>
-      </w:hyperlink>
+      <w:r>
+        <w:rPr>
+          <w:lang w:val="pt_PT" w:bidi="pt_PT"/>
+        </w:rPr>
+        <w:t>42</w:t>
+      </w:r>
       <w:r>
         <w:rPr>
           <w:lang w:val="pt_PT" w:bidi="pt_PT"/>
         </w:rPr>
         <w:t xml:space="preserve">; </w:t>
       </w:r>
-      <w:hyperlink r:id="rId71">
-        <w:r>
-          <w:rPr>
-            <w:lang w:val="pt_PT" w:bidi="pt_PT"/>
-          </w:rPr>
-          <w:rPr>
-            <w:color w:val="0000EE"/>
-            <w:u w:val="single"/>
-          </w:rPr>
-          <w:t>6.14</w:t>
-        </w:r>
-      </w:hyperlink>
+      <w:r>
+        <w:rPr>
+          <w:lang w:val="pt_PT" w:bidi="pt_PT"/>
+        </w:rPr>
+        <w:t>6.14</w:t>
+      </w:r>
       <w:r>
         <w:rPr>
           <w:lang w:val="pt_PT" w:bidi="pt_PT"/>
         </w:rPr>
         <w:t xml:space="preserve">, </w:t>
       </w:r>
-      <w:hyperlink r:id="rId72">
-        <w:r>
-          <w:rPr>
-            <w:lang w:val="pt_PT" w:bidi="pt_PT"/>
-          </w:rPr>
-          <w:rPr>
-            <w:color w:val="0000EE"/>
-            <w:u w:val="single"/>
-          </w:rPr>
-          <w:t>17</w:t>
-        </w:r>
-      </w:hyperlink>
+      <w:r>
+        <w:rPr>
+          <w:lang w:val="pt_PT" w:bidi="pt_PT"/>
+        </w:rPr>
+        <w:t>17</w:t>
+      </w:r>
       <w:r>
         <w:rPr>
           <w:lang w:val="pt_PT" w:bidi="pt_PT"/>
         </w:rPr>
         <w:t xml:space="preserve">, </w:t>
       </w:r>
-      <w:hyperlink r:id="rId73">
-        <w:r>
-          <w:rPr>
-            <w:lang w:val="pt_PT" w:bidi="pt_PT"/>
-          </w:rPr>
-          <w:rPr>
-            <w:color w:val="0000EE"/>
-            <w:u w:val="single"/>
-          </w:rPr>
-          <w:t>20</w:t>
-        </w:r>
-      </w:hyperlink>
+      <w:r>
+        <w:rPr>
+          <w:lang w:val="pt_PT" w:bidi="pt_PT"/>
+        </w:rPr>
+        <w:t>20</w:t>
+      </w:r>
       <w:r>
         <w:rPr>
           <w:lang w:val="pt_PT" w:bidi="pt_PT"/>
         </w:rPr>
         <w:t xml:space="preserve">, </w:t>
       </w:r>
-      <w:hyperlink r:id="rId74">
-        <w:r>
-          <w:rPr>
-            <w:lang w:val="pt_PT" w:bidi="pt_PT"/>
-          </w:rPr>
-          <w:rPr>
-            <w:color w:val="0000EE"/>
-            <w:u w:val="single"/>
-          </w:rPr>
-          <w:t>52</w:t>
-        </w:r>
-      </w:hyperlink>
+      <w:r>
+        <w:rPr>
+          <w:lang w:val="pt_PT" w:bidi="pt_PT"/>
+        </w:rPr>
+        <w:t>52</w:t>
+      </w:r>
       <w:r>
         <w:rPr>
           <w:lang w:val="pt_PT" w:bidi="pt_PT"/>
         </w:rPr>
         <w:t xml:space="preserve">; </w:t>
       </w:r>
-      <w:hyperlink r:id="rId41">
-        <w:r>
-          <w:rPr>
-            <w:lang w:val="pt_PT" w:bidi="pt_PT"/>
-          </w:rPr>
-          <w:rPr>
-            <w:color w:val="0000EE"/>
-            <w:u w:val="single"/>
-          </w:rPr>
-          <w:t>7.3–4</w:t>
-        </w:r>
-      </w:hyperlink>
+      <w:r>
+        <w:rPr>
+          <w:lang w:val="pt_PT" w:bidi="pt_PT"/>
+        </w:rPr>
+        <w:t>7.3–4</w:t>
+      </w:r>
       <w:r>
         <w:rPr>
           <w:lang w:val="pt_PT" w:bidi="pt_PT"/>
         </w:rPr>
         <w:t xml:space="preserve">) e em seus resumos (p. ex., </w:t>
       </w:r>
-      <w:hyperlink r:id="rId75">
-        <w:r>
-          <w:rPr>
-            <w:lang w:val="pt_PT" w:bidi="pt_PT"/>
-          </w:rPr>
-          <w:rPr>
-            <w:color w:val="0000EE"/>
-            <w:u w:val="single"/>
-          </w:rPr>
-          <w:t>1.14–15</w:t>
-        </w:r>
-      </w:hyperlink>
+      <w:r>
+        <w:rPr>
+          <w:lang w:val="pt_PT" w:bidi="pt_PT"/>
+        </w:rPr>
+        <w:t>1.14–15</w:t>
+      </w:r>
       <w:r>
         <w:rPr>
           <w:lang w:val="pt_PT" w:bidi="pt_PT"/>
         </w:rPr>
         <w:t xml:space="preserve">, </w:t>
       </w:r>
-      <w:hyperlink r:id="rId76">
-        <w:r>
-          <w:rPr>
-            <w:lang w:val="pt_PT" w:bidi="pt_PT"/>
-          </w:rPr>
-          <w:rPr>
-            <w:color w:val="0000EE"/>
-            <w:u w:val="single"/>
-          </w:rPr>
-          <w:t>34</w:t>
-        </w:r>
-      </w:hyperlink>
+      <w:r>
+        <w:rPr>
+          <w:lang w:val="pt_PT" w:bidi="pt_PT"/>
+        </w:rPr>
+        <w:t>34</w:t>
+      </w:r>
       <w:r>
         <w:rPr>
           <w:lang w:val="pt_PT" w:bidi="pt_PT"/>
         </w:rPr>
         <w:t xml:space="preserve">, </w:t>
       </w:r>
-      <w:hyperlink r:id="rId77">
-        <w:r>
-          <w:rPr>
-            <w:lang w:val="pt_PT" w:bidi="pt_PT"/>
-          </w:rPr>
-          <w:rPr>
-            <w:color w:val="0000EE"/>
-            <w:u w:val="single"/>
-          </w:rPr>
-          <w:t>39</w:t>
-        </w:r>
-      </w:hyperlink>
+      <w:r>
+        <w:rPr>
+          <w:lang w:val="pt_PT" w:bidi="pt_PT"/>
+        </w:rPr>
+        <w:t>39</w:t>
+      </w:r>
       <w:r>
         <w:rPr>
           <w:lang w:val="pt_PT" w:bidi="pt_PT"/>
         </w:rPr>
         <w:t xml:space="preserve">; </w:t>
       </w:r>
-      <w:hyperlink r:id="rId78">
-        <w:r>
-          <w:rPr>
-            <w:lang w:val="pt_PT" w:bidi="pt_PT"/>
-          </w:rPr>
-          <w:rPr>
-            <w:color w:val="0000EE"/>
-            <w:u w:val="single"/>
-          </w:rPr>
-          <w:t>3.7–12</w:t>
-        </w:r>
-      </w:hyperlink>
+      <w:r>
+        <w:rPr>
+          <w:lang w:val="pt_PT" w:bidi="pt_PT"/>
+        </w:rPr>
+        <w:t>3.7–12</w:t>
+      </w:r>
       <w:r>
         <w:rPr>
           <w:lang w:val="pt_PT" w:bidi="pt_PT"/>
         </w:rPr>
         <w:t xml:space="preserve">; </w:t>
       </w:r>
-      <w:hyperlink r:id="rId79">
-        <w:r>
-          <w:rPr>
-            <w:lang w:val="pt_PT" w:bidi="pt_PT"/>
-          </w:rPr>
-          <w:rPr>
-            <w:color w:val="0000EE"/>
-            <w:u w:val="single"/>
-          </w:rPr>
-          <w:t>6.53–56</w:t>
-        </w:r>
-      </w:hyperlink>
+      <w:r>
+        <w:rPr>
+          <w:lang w:val="pt_PT" w:bidi="pt_PT"/>
+        </w:rPr>
+        <w:t>6.53–56</w:t>
+      </w:r>
       <w:r>
         <w:rPr>
           <w:lang w:val="pt_PT" w:bidi="pt_PT"/>
@@ -1817,414 +1385,276 @@
         </w:rPr>
         <w:t xml:space="preserve">Marcos repete vários termos e expressões para mostrar progresso, como “de repente”, “ao mesmo tempo” e “imediatamente” (p. ex., </w:t>
       </w:r>
-      <w:hyperlink r:id="rId80">
-        <w:r>
-          <w:rPr>
-            <w:lang w:val="pt_PT" w:bidi="pt_PT"/>
-          </w:rPr>
-          <w:rPr>
-            <w:color w:val="0000EE"/>
-            <w:u w:val="single"/>
-          </w:rPr>
-          <w:t>1.23</w:t>
-        </w:r>
-      </w:hyperlink>
+      <w:r>
+        <w:rPr>
+          <w:lang w:val="pt_PT" w:bidi="pt_PT"/>
+        </w:rPr>
+        <w:t>1.23</w:t>
+      </w:r>
       <w:r>
         <w:rPr>
           <w:lang w:val="pt_PT" w:bidi="pt_PT"/>
         </w:rPr>
         <w:t xml:space="preserve">; </w:t>
       </w:r>
-      <w:hyperlink r:id="rId81">
-        <w:r>
-          <w:rPr>
-            <w:lang w:val="pt_PT" w:bidi="pt_PT"/>
-          </w:rPr>
-          <w:rPr>
-            <w:color w:val="0000EE"/>
-            <w:u w:val="single"/>
-          </w:rPr>
-          <w:t>3.6</w:t>
-        </w:r>
-      </w:hyperlink>
+      <w:r>
+        <w:rPr>
+          <w:lang w:val="pt_PT" w:bidi="pt_PT"/>
+        </w:rPr>
+        <w:t>3.6</w:t>
+      </w:r>
       <w:r>
         <w:rPr>
           <w:lang w:val="pt_PT" w:bidi="pt_PT"/>
         </w:rPr>
         <w:t xml:space="preserve">; </w:t>
       </w:r>
-      <w:hyperlink r:id="rId82">
-        <w:r>
-          <w:rPr>
-            <w:lang w:val="pt_PT" w:bidi="pt_PT"/>
-          </w:rPr>
-          <w:rPr>
-            <w:color w:val="0000EE"/>
-            <w:u w:val="single"/>
-          </w:rPr>
-          <w:t>6.45</w:t>
-        </w:r>
-      </w:hyperlink>
+      <w:r>
+        <w:rPr>
+          <w:lang w:val="pt_PT" w:bidi="pt_PT"/>
+        </w:rPr>
+        <w:t>6.45</w:t>
+      </w:r>
       <w:r>
         <w:rPr>
           <w:lang w:val="pt_PT" w:bidi="pt_PT"/>
         </w:rPr>
         <w:t xml:space="preserve">). Ele usa o tempo presente grego na narrativa, em vez do passado simples, para dar um senso de imediatismo (p. ex., </w:t>
       </w:r>
-      <w:hyperlink r:id="rId83">
-        <w:r>
-          <w:rPr>
-            <w:lang w:val="pt_PT" w:bidi="pt_PT"/>
-          </w:rPr>
-          <w:rPr>
-            <w:color w:val="0000EE"/>
-            <w:u w:val="single"/>
-          </w:rPr>
-          <w:t>1.12</w:t>
-        </w:r>
-      </w:hyperlink>
+      <w:r>
+        <w:rPr>
+          <w:lang w:val="pt_PT" w:bidi="pt_PT"/>
+        </w:rPr>
+        <w:t>1.12</w:t>
+      </w:r>
       <w:r>
         <w:rPr>
           <w:lang w:val="pt_PT" w:bidi="pt_PT"/>
         </w:rPr>
         <w:t xml:space="preserve">, </w:t>
       </w:r>
-      <w:hyperlink r:id="rId84">
-        <w:r>
-          <w:rPr>
-            <w:lang w:val="pt_PT" w:bidi="pt_PT"/>
-          </w:rPr>
-          <w:rPr>
-            <w:color w:val="0000EE"/>
-            <w:u w:val="single"/>
-          </w:rPr>
-          <w:t>21</w:t>
-        </w:r>
-      </w:hyperlink>
+      <w:r>
+        <w:rPr>
+          <w:lang w:val="pt_PT" w:bidi="pt_PT"/>
+        </w:rPr>
+        <w:t>21</w:t>
+      </w:r>
       <w:r>
         <w:rPr>
           <w:lang w:val="pt_PT" w:bidi="pt_PT"/>
         </w:rPr>
         <w:t xml:space="preserve">, </w:t>
       </w:r>
-      <w:hyperlink r:id="rId85">
-        <w:r>
-          <w:rPr>
-            <w:lang w:val="pt_PT" w:bidi="pt_PT"/>
-          </w:rPr>
-          <w:rPr>
-            <w:color w:val="0000EE"/>
-            <w:u w:val="single"/>
-          </w:rPr>
-          <w:t>38</w:t>
-        </w:r>
-      </w:hyperlink>
+      <w:r>
+        <w:rPr>
+          <w:lang w:val="pt_PT" w:bidi="pt_PT"/>
+        </w:rPr>
+        <w:t>38</w:t>
+      </w:r>
       <w:r>
         <w:rPr>
           <w:lang w:val="pt_PT" w:bidi="pt_PT"/>
         </w:rPr>
         <w:t xml:space="preserve">, </w:t>
       </w:r>
-      <w:hyperlink r:id="rId86">
-        <w:r>
-          <w:rPr>
-            <w:lang w:val="pt_PT" w:bidi="pt_PT"/>
-          </w:rPr>
-          <w:rPr>
-            <w:color w:val="0000EE"/>
-            <w:u w:val="single"/>
-          </w:rPr>
-          <w:t>40</w:t>
-        </w:r>
-      </w:hyperlink>
+      <w:r>
+        <w:rPr>
+          <w:lang w:val="pt_PT" w:bidi="pt_PT"/>
+        </w:rPr>
+        <w:t>40</w:t>
+      </w:r>
       <w:r>
         <w:rPr>
           <w:lang w:val="pt_PT" w:bidi="pt_PT"/>
         </w:rPr>
         <w:t xml:space="preserve">, </w:t>
       </w:r>
-      <w:hyperlink r:id="rId87">
-        <w:r>
-          <w:rPr>
-            <w:lang w:val="pt_PT" w:bidi="pt_PT"/>
-          </w:rPr>
-          <w:rPr>
-            <w:color w:val="0000EE"/>
-            <w:u w:val="single"/>
-          </w:rPr>
-          <w:t>44</w:t>
-        </w:r>
-      </w:hyperlink>
+      <w:r>
+        <w:rPr>
+          <w:lang w:val="pt_PT" w:bidi="pt_PT"/>
+        </w:rPr>
+        <w:t>44</w:t>
+      </w:r>
       <w:r>
         <w:rPr>
           <w:lang w:val="pt_PT" w:bidi="pt_PT"/>
         </w:rPr>
         <w:t xml:space="preserve">; </w:t>
       </w:r>
-      <w:hyperlink r:id="rId88">
-        <w:r>
-          <w:rPr>
-            <w:lang w:val="pt_PT" w:bidi="pt_PT"/>
-          </w:rPr>
-          <w:rPr>
-            <w:color w:val="0000EE"/>
-            <w:u w:val="single"/>
-          </w:rPr>
-          <w:t>2.3</w:t>
-        </w:r>
-      </w:hyperlink>
+      <w:r>
+        <w:rPr>
+          <w:lang w:val="pt_PT" w:bidi="pt_PT"/>
+        </w:rPr>
+        <w:t>2.3</w:t>
+      </w:r>
       <w:r>
         <w:rPr>
           <w:lang w:val="pt_PT" w:bidi="pt_PT"/>
         </w:rPr>
         <w:t xml:space="preserve">; </w:t>
       </w:r>
-      <w:hyperlink r:id="rId89">
-        <w:r>
-          <w:rPr>
-            <w:lang w:val="pt_PT" w:bidi="pt_PT"/>
-          </w:rPr>
-          <w:rPr>
-            <w:color w:val="0000EE"/>
-            <w:u w:val="single"/>
-          </w:rPr>
-          <w:t>3.13</w:t>
-        </w:r>
-      </w:hyperlink>
+      <w:r>
+        <w:rPr>
+          <w:lang w:val="pt_PT" w:bidi="pt_PT"/>
+        </w:rPr>
+        <w:t>3.13</w:t>
+      </w:r>
       <w:r>
         <w:rPr>
           <w:lang w:val="pt_PT" w:bidi="pt_PT"/>
         </w:rPr>
         <w:t xml:space="preserve">). Marcos também muitas vezes encaixa uma história dentro de outra p. ex., </w:t>
       </w:r>
-      <w:hyperlink r:id="rId90">
-        <w:r>
-          <w:rPr>
-            <w:lang w:val="pt_PT" w:bidi="pt_PT"/>
-          </w:rPr>
-          <w:rPr>
-            <w:color w:val="0000EE"/>
-            <w:u w:val="single"/>
-          </w:rPr>
-          <w:t>3.22–30</w:t>
-        </w:r>
-      </w:hyperlink>
+      <w:r>
+        <w:rPr>
+          <w:lang w:val="pt_PT" w:bidi="pt_PT"/>
+        </w:rPr>
+        <w:t>3.22–30</w:t>
+      </w:r>
       <w:r>
         <w:rPr>
           <w:lang w:val="pt_PT" w:bidi="pt_PT"/>
         </w:rPr>
         <w:t xml:space="preserve"> em </w:t>
       </w:r>
-      <w:hyperlink r:id="rId91">
-        <w:r>
-          <w:rPr>
-            <w:lang w:val="pt_PT" w:bidi="pt_PT"/>
-          </w:rPr>
-          <w:rPr>
-            <w:color w:val="0000EE"/>
-            <w:u w:val="single"/>
-          </w:rPr>
-          <w:t>3.20–21</w:t>
-        </w:r>
-      </w:hyperlink>
+      <w:r>
+        <w:rPr>
+          <w:lang w:val="pt_PT" w:bidi="pt_PT"/>
+        </w:rPr>
+        <w:t>3.20–21</w:t>
+      </w:r>
       <w:r>
         <w:rPr>
           <w:lang w:val="pt_PT" w:bidi="pt_PT"/>
         </w:rPr>
         <w:t xml:space="preserve">, </w:t>
       </w:r>
-      <w:hyperlink r:id="rId92">
-        <w:r>
-          <w:rPr>
-            <w:lang w:val="pt_PT" w:bidi="pt_PT"/>
-          </w:rPr>
-          <w:rPr>
-            <w:color w:val="0000EE"/>
-            <w:u w:val="single"/>
-          </w:rPr>
-          <w:t>31–35</w:t>
-        </w:r>
-      </w:hyperlink>
+      <w:r>
+        <w:rPr>
+          <w:lang w:val="pt_PT" w:bidi="pt_PT"/>
+        </w:rPr>
+        <w:t>31–35</w:t>
+      </w:r>
       <w:r>
         <w:rPr>
           <w:lang w:val="pt_PT" w:bidi="pt_PT"/>
         </w:rPr>
         <w:t xml:space="preserve">; </w:t>
       </w:r>
-      <w:hyperlink r:id="rId93">
-        <w:r>
-          <w:rPr>
-            <w:lang w:val="pt_PT" w:bidi="pt_PT"/>
-          </w:rPr>
-          <w:rPr>
-            <w:color w:val="0000EE"/>
-            <w:u w:val="single"/>
-          </w:rPr>
-          <w:t>5.25–34</w:t>
-        </w:r>
-      </w:hyperlink>
+      <w:r>
+        <w:rPr>
+          <w:lang w:val="pt_PT" w:bidi="pt_PT"/>
+        </w:rPr>
+        <w:t>5.25–34</w:t>
+      </w:r>
       <w:r>
         <w:rPr>
           <w:lang w:val="pt_PT" w:bidi="pt_PT"/>
         </w:rPr>
         <w:t xml:space="preserve"> em </w:t>
       </w:r>
-      <w:hyperlink r:id="rId94">
-        <w:r>
-          <w:rPr>
-            <w:lang w:val="pt_PT" w:bidi="pt_PT"/>
-          </w:rPr>
-          <w:rPr>
-            <w:color w:val="0000EE"/>
-            <w:u w:val="single"/>
-          </w:rPr>
-          <w:t>5.21–24</w:t>
-        </w:r>
-      </w:hyperlink>
+      <w:r>
+        <w:rPr>
+          <w:lang w:val="pt_PT" w:bidi="pt_PT"/>
+        </w:rPr>
+        <w:t>5.21–24</w:t>
+      </w:r>
       <w:r>
         <w:rPr>
           <w:lang w:val="pt_PT" w:bidi="pt_PT"/>
         </w:rPr>
         <w:t xml:space="preserve">, </w:t>
       </w:r>
-      <w:hyperlink r:id="rId95">
-        <w:r>
-          <w:rPr>
-            <w:lang w:val="pt_PT" w:bidi="pt_PT"/>
-          </w:rPr>
-          <w:rPr>
-            <w:color w:val="0000EE"/>
-            <w:u w:val="single"/>
-          </w:rPr>
-          <w:t>35–43</w:t>
-        </w:r>
-      </w:hyperlink>
+      <w:r>
+        <w:rPr>
+          <w:lang w:val="pt_PT" w:bidi="pt_PT"/>
+        </w:rPr>
+        <w:t>35–43</w:t>
+      </w:r>
       <w:r>
         <w:rPr>
           <w:lang w:val="pt_PT" w:bidi="pt_PT"/>
         </w:rPr>
         <w:t xml:space="preserve">; </w:t>
       </w:r>
-      <w:hyperlink r:id="rId96">
-        <w:r>
-          <w:rPr>
-            <w:lang w:val="pt_PT" w:bidi="pt_PT"/>
-          </w:rPr>
-          <w:rPr>
-            <w:color w:val="0000EE"/>
-            <w:u w:val="single"/>
-          </w:rPr>
-          <w:t>11.15–19</w:t>
-        </w:r>
-      </w:hyperlink>
+      <w:r>
+        <w:rPr>
+          <w:lang w:val="pt_PT" w:bidi="pt_PT"/>
+        </w:rPr>
+        <w:t>11.15–19</w:t>
+      </w:r>
       <w:r>
         <w:rPr>
           <w:lang w:val="pt_PT" w:bidi="pt_PT"/>
         </w:rPr>
         <w:t xml:space="preserve"> em </w:t>
       </w:r>
-      <w:hyperlink r:id="rId97">
-        <w:r>
-          <w:rPr>
-            <w:lang w:val="pt_PT" w:bidi="pt_PT"/>
-          </w:rPr>
-          <w:rPr>
-            <w:color w:val="0000EE"/>
-            <w:u w:val="single"/>
-          </w:rPr>
-          <w:t>11.12–14</w:t>
-        </w:r>
-      </w:hyperlink>
+      <w:r>
+        <w:rPr>
+          <w:lang w:val="pt_PT" w:bidi="pt_PT"/>
+        </w:rPr>
+        <w:t>11.12–14</w:t>
+      </w:r>
       <w:r>
         <w:rPr>
           <w:lang w:val="pt_PT" w:bidi="pt_PT"/>
         </w:rPr>
         <w:t xml:space="preserve">, </w:t>
       </w:r>
-      <w:hyperlink r:id="rId98">
-        <w:r>
-          <w:rPr>
-            <w:lang w:val="pt_PT" w:bidi="pt_PT"/>
-          </w:rPr>
-          <w:rPr>
-            <w:color w:val="0000EE"/>
-            <w:u w:val="single"/>
-          </w:rPr>
-          <w:t>20–26</w:t>
-        </w:r>
-      </w:hyperlink>
+      <w:r>
+        <w:rPr>
+          <w:lang w:val="pt_PT" w:bidi="pt_PT"/>
+        </w:rPr>
+        <w:t>20–26</w:t>
+      </w:r>
       <w:r>
         <w:rPr>
           <w:lang w:val="pt_PT" w:bidi="pt_PT"/>
         </w:rPr>
         <w:t>); no último exemplo, este encaixe indica que a parte do meio (</w:t>
       </w:r>
-      <w:hyperlink r:id="rId96">
-        <w:r>
-          <w:rPr>
-            <w:lang w:val="pt_PT" w:bidi="pt_PT"/>
-          </w:rPr>
-          <w:rPr>
-            <w:color w:val="0000EE"/>
-            <w:u w:val="single"/>
-          </w:rPr>
-          <w:t>11.15–19</w:t>
-        </w:r>
-      </w:hyperlink>
+      <w:r>
+        <w:rPr>
+          <w:lang w:val="pt_PT" w:bidi="pt_PT"/>
+        </w:rPr>
+        <w:t>11.15–19</w:t>
+      </w:r>
       <w:r>
         <w:rPr>
           <w:lang w:val="pt_PT" w:bidi="pt_PT"/>
         </w:rPr>
         <w:t>, a purificação do Templo) deve ser entendida à luz da história que a cerca (</w:t>
       </w:r>
-      <w:hyperlink r:id="rId97">
-        <w:r>
-          <w:rPr>
-            <w:lang w:val="pt_PT" w:bidi="pt_PT"/>
-          </w:rPr>
-          <w:rPr>
-            <w:color w:val="0000EE"/>
-            <w:u w:val="single"/>
-          </w:rPr>
-          <w:t>11.12–14</w:t>
-        </w:r>
-      </w:hyperlink>
+      <w:r>
+        <w:rPr>
+          <w:lang w:val="pt_PT" w:bidi="pt_PT"/>
+        </w:rPr>
+        <w:t>11.12–14</w:t>
+      </w:r>
       <w:r>
         <w:rPr>
           <w:lang w:val="pt_PT" w:bidi="pt_PT"/>
         </w:rPr>
         <w:t xml:space="preserve">, </w:t>
       </w:r>
-      <w:hyperlink r:id="rId98">
-        <w:r>
-          <w:rPr>
-            <w:lang w:val="pt_PT" w:bidi="pt_PT"/>
-          </w:rPr>
-          <w:rPr>
-            <w:color w:val="0000EE"/>
-            <w:u w:val="single"/>
-          </w:rPr>
-          <w:t>20–26</w:t>
-        </w:r>
-      </w:hyperlink>
+      <w:r>
+        <w:rPr>
+          <w:lang w:val="pt_PT" w:bidi="pt_PT"/>
+        </w:rPr>
+        <w:t>20–26</w:t>
+      </w:r>
       <w:r>
         <w:rPr>
           <w:lang w:val="pt_PT" w:bidi="pt_PT"/>
         </w:rPr>
         <w:t xml:space="preserve">, a maldição da figueira) — a purificação do Templo era um ato simbólico de julgamento (cp. </w:t>
       </w:r>
-      <w:hyperlink r:id="rId99">
-        <w:r>
-          <w:rPr>
-            <w:lang w:val="pt_PT" w:bidi="pt_PT"/>
-          </w:rPr>
-          <w:rPr>
-            <w:color w:val="0000EE"/>
-            <w:u w:val="single"/>
-          </w:rPr>
-          <w:t>13.3–37</w:t>
-        </w:r>
-      </w:hyperlink>
+      <w:r>
+        <w:rPr>
+          <w:lang w:val="pt_PT" w:bidi="pt_PT"/>
+        </w:rPr>
+        <w:t>13.3–37</w:t>
+      </w:r>
       <w:r>
         <w:rPr>
           <w:lang w:val="pt_PT" w:bidi="pt_PT"/>
@@ -2256,252 +1686,168 @@
         </w:rPr>
         <w:t>A Pessoa de Cristo. A principal ênfase teológica de Marcos é a identificação de Jesus de Nazaré. Esta ênfase é declarada no verso de abertura do Evangelho: Marcos queria que seus leitores soubessem que Jesus de Nazaré é “o Messias, o Filho de Deus”. O título “Filho de Deus” ocorre com frequência em Marcos, e há diversas testemunhas da condição de Jesus como filho de Deus: os demônios (</w:t>
       </w:r>
-      <w:hyperlink r:id="rId76">
-        <w:r>
-          <w:rPr>
-            <w:lang w:val="pt_PT" w:bidi="pt_PT"/>
-          </w:rPr>
-          <w:rPr>
-            <w:color w:val="0000EE"/>
-            <w:u w:val="single"/>
-          </w:rPr>
-          <w:t>1.34</w:t>
-        </w:r>
-      </w:hyperlink>
+      <w:r>
+        <w:rPr>
+          <w:lang w:val="pt_PT" w:bidi="pt_PT"/>
+        </w:rPr>
+        <w:t>1.34</w:t>
+      </w:r>
       <w:r>
         <w:rPr>
           <w:lang w:val="pt_PT" w:bidi="pt_PT"/>
         </w:rPr>
         <w:t xml:space="preserve">; </w:t>
       </w:r>
-      <w:hyperlink r:id="rId100">
-        <w:r>
-          <w:rPr>
-            <w:lang w:val="pt_PT" w:bidi="pt_PT"/>
-          </w:rPr>
-          <w:rPr>
-            <w:color w:val="0000EE"/>
-            <w:u w:val="single"/>
-          </w:rPr>
-          <w:t>3.11</w:t>
-        </w:r>
-      </w:hyperlink>
+      <w:r>
+        <w:rPr>
+          <w:lang w:val="pt_PT" w:bidi="pt_PT"/>
+        </w:rPr>
+        <w:t>3.11</w:t>
+      </w:r>
       <w:r>
         <w:rPr>
           <w:lang w:val="pt_PT" w:bidi="pt_PT"/>
         </w:rPr>
         <w:t xml:space="preserve">; </w:t>
       </w:r>
-      <w:hyperlink r:id="rId101">
-        <w:r>
-          <w:rPr>
-            <w:lang w:val="pt_PT" w:bidi="pt_PT"/>
-          </w:rPr>
-          <w:rPr>
-            <w:color w:val="0000EE"/>
-            <w:u w:val="single"/>
-          </w:rPr>
-          <w:t>5.7</w:t>
-        </w:r>
-      </w:hyperlink>
+      <w:r>
+        <w:rPr>
+          <w:lang w:val="pt_PT" w:bidi="pt_PT"/>
+        </w:rPr>
+        <w:t>5.7</w:t>
+      </w:r>
       <w:r>
         <w:rPr>
           <w:lang w:val="pt_PT" w:bidi="pt_PT"/>
         </w:rPr>
         <w:t xml:space="preserve">; cp. </w:t>
       </w:r>
-      <w:hyperlink r:id="rId102">
-        <w:r>
-          <w:rPr>
-            <w:lang w:val="pt_PT" w:bidi="pt_PT"/>
-          </w:rPr>
-          <w:rPr>
-            <w:color w:val="0000EE"/>
-            <w:u w:val="single"/>
-          </w:rPr>
-          <w:t>1.24</w:t>
-        </w:r>
-      </w:hyperlink>
+      <w:r>
+        <w:rPr>
+          <w:lang w:val="pt_PT" w:bidi="pt_PT"/>
+        </w:rPr>
+        <w:t>1.24</w:t>
+      </w:r>
       <w:r>
         <w:rPr>
           <w:lang w:val="pt_PT" w:bidi="pt_PT"/>
         </w:rPr>
         <w:t>); o próprio Deus (</w:t>
       </w:r>
-      <w:hyperlink r:id="rId103">
-        <w:r>
-          <w:rPr>
-            <w:lang w:val="pt_PT" w:bidi="pt_PT"/>
-          </w:rPr>
-          <w:rPr>
-            <w:color w:val="0000EE"/>
-            <w:u w:val="single"/>
-          </w:rPr>
-          <w:t>1.11</w:t>
-        </w:r>
-      </w:hyperlink>
+      <w:r>
+        <w:rPr>
+          <w:lang w:val="pt_PT" w:bidi="pt_PT"/>
+        </w:rPr>
+        <w:t>1.11</w:t>
+      </w:r>
       <w:r>
         <w:rPr>
           <w:lang w:val="pt_PT" w:bidi="pt_PT"/>
         </w:rPr>
         <w:t xml:space="preserve">; </w:t>
       </w:r>
-      <w:hyperlink r:id="rId104">
-        <w:r>
-          <w:rPr>
-            <w:lang w:val="pt_PT" w:bidi="pt_PT"/>
-          </w:rPr>
-          <w:rPr>
-            <w:color w:val="0000EE"/>
-            <w:u w:val="single"/>
-          </w:rPr>
-          <w:t>9.7</w:t>
-        </w:r>
-      </w:hyperlink>
+      <w:r>
+        <w:rPr>
+          <w:lang w:val="pt_PT" w:bidi="pt_PT"/>
+        </w:rPr>
+        <w:t>9.7</w:t>
+      </w:r>
       <w:r>
         <w:rPr>
           <w:lang w:val="pt_PT" w:bidi="pt_PT"/>
         </w:rPr>
         <w:t>); Marcos, o autor (</w:t>
       </w:r>
-      <w:hyperlink r:id="rId13">
-        <w:r>
-          <w:rPr>
-            <w:lang w:val="pt_PT" w:bidi="pt_PT"/>
-          </w:rPr>
-          <w:rPr>
-            <w:color w:val="0000EE"/>
-            <w:u w:val="single"/>
-          </w:rPr>
-          <w:t>1.1</w:t>
-        </w:r>
-      </w:hyperlink>
+      <w:r>
+        <w:rPr>
+          <w:lang w:val="pt_PT" w:bidi="pt_PT"/>
+        </w:rPr>
+        <w:t>1.1</w:t>
+      </w:r>
       <w:r>
         <w:rPr>
           <w:lang w:val="pt_PT" w:bidi="pt_PT"/>
         </w:rPr>
         <w:t>); um centurião romano (</w:t>
       </w:r>
-      <w:hyperlink r:id="rId61">
-        <w:r>
-          <w:rPr>
-            <w:lang w:val="pt_PT" w:bidi="pt_PT"/>
-          </w:rPr>
-          <w:rPr>
-            <w:color w:val="0000EE"/>
-            <w:u w:val="single"/>
-          </w:rPr>
-          <w:t>15.39</w:t>
-        </w:r>
-      </w:hyperlink>
+      <w:r>
+        <w:rPr>
+          <w:lang w:val="pt_PT" w:bidi="pt_PT"/>
+        </w:rPr>
+        <w:t>15.39</w:t>
+      </w:r>
       <w:r>
         <w:rPr>
           <w:lang w:val="pt_PT" w:bidi="pt_PT"/>
         </w:rPr>
         <w:t>); e o próprio Jesus (</w:t>
       </w:r>
-      <w:hyperlink r:id="rId105">
-        <w:r>
-          <w:rPr>
-            <w:lang w:val="pt_PT" w:bidi="pt_PT"/>
-          </w:rPr>
-          <w:rPr>
-            <w:color w:val="0000EE"/>
-            <w:u w:val="single"/>
-          </w:rPr>
-          <w:t>12.6</w:t>
-        </w:r>
-      </w:hyperlink>
+      <w:r>
+        <w:rPr>
+          <w:lang w:val="pt_PT" w:bidi="pt_PT"/>
+        </w:rPr>
+        <w:t>12.6</w:t>
+      </w:r>
       <w:r>
         <w:rPr>
           <w:lang w:val="pt_PT" w:bidi="pt_PT"/>
         </w:rPr>
         <w:t xml:space="preserve">; </w:t>
       </w:r>
-      <w:hyperlink r:id="rId106">
-        <w:r>
-          <w:rPr>
-            <w:lang w:val="pt_PT" w:bidi="pt_PT"/>
-          </w:rPr>
-          <w:rPr>
-            <w:color w:val="0000EE"/>
-            <w:u w:val="single"/>
-          </w:rPr>
-          <w:t>13.32</w:t>
-        </w:r>
-      </w:hyperlink>
+      <w:r>
+        <w:rPr>
+          <w:lang w:val="pt_PT" w:bidi="pt_PT"/>
+        </w:rPr>
+        <w:t>13.32</w:t>
+      </w:r>
       <w:r>
         <w:rPr>
           <w:lang w:val="pt_PT" w:bidi="pt_PT"/>
         </w:rPr>
         <w:t xml:space="preserve">; </w:t>
       </w:r>
-      <w:hyperlink r:id="rId107">
-        <w:r>
-          <w:rPr>
-            <w:lang w:val="pt_PT" w:bidi="pt_PT"/>
-          </w:rPr>
-          <w:rPr>
-            <w:color w:val="0000EE"/>
-            <w:u w:val="single"/>
-          </w:rPr>
-          <w:t>14.61–62</w:t>
-        </w:r>
-      </w:hyperlink>
+      <w:r>
+        <w:rPr>
+          <w:lang w:val="pt_PT" w:bidi="pt_PT"/>
+        </w:rPr>
+        <w:t>14.61–62</w:t>
+      </w:r>
       <w:r>
         <w:rPr>
           <w:lang w:val="pt_PT" w:bidi="pt_PT"/>
         </w:rPr>
         <w:t xml:space="preserve">). Outros títulos para Jesus ocorrem no Evangelho de Marcos, incluindo o próprio favorito de Jesus, “Filho do Homem” (p. ex., </w:t>
       </w:r>
-      <w:hyperlink r:id="rId108">
-        <w:r>
-          <w:rPr>
-            <w:lang w:val="pt_PT" w:bidi="pt_PT"/>
-          </w:rPr>
-          <w:rPr>
-            <w:color w:val="0000EE"/>
-            <w:u w:val="single"/>
-          </w:rPr>
-          <w:t>2.10</w:t>
-        </w:r>
-      </w:hyperlink>
+      <w:r>
+        <w:rPr>
+          <w:lang w:val="pt_PT" w:bidi="pt_PT"/>
+        </w:rPr>
+        <w:t>2.10</w:t>
+      </w:r>
       <w:r>
         <w:rPr>
           <w:lang w:val="pt_PT" w:bidi="pt_PT"/>
         </w:rPr>
         <w:t xml:space="preserve">). Mas no Evangelho de Marcos, todos esses títulos, bem como suas ações (p. ex., </w:t>
       </w:r>
-      <w:hyperlink r:id="rId109">
-        <w:r>
-          <w:rPr>
-            <w:lang w:val="pt_PT" w:bidi="pt_PT"/>
-          </w:rPr>
-          <w:rPr>
-            <w:color w:val="0000EE"/>
-            <w:u w:val="single"/>
-          </w:rPr>
-          <w:t>1.22</w:t>
-        </w:r>
-      </w:hyperlink>
+      <w:r>
+        <w:rPr>
+          <w:lang w:val="pt_PT" w:bidi="pt_PT"/>
+        </w:rPr>
+        <w:t>1.22</w:t>
+      </w:r>
       <w:r>
         <w:rPr>
           <w:lang w:val="pt_PT" w:bidi="pt_PT"/>
         </w:rPr>
         <w:t xml:space="preserve">; </w:t>
       </w:r>
-      <w:hyperlink r:id="rId110">
-        <w:r>
-          <w:rPr>
-            <w:lang w:val="pt_PT" w:bidi="pt_PT"/>
-          </w:rPr>
-          <w:rPr>
-            <w:color w:val="0000EE"/>
-            <w:u w:val="single"/>
-          </w:rPr>
-          <w:t>4.41</w:t>
-        </w:r>
-      </w:hyperlink>
+      <w:r>
+        <w:rPr>
+          <w:lang w:val="pt_PT" w:bidi="pt_PT"/>
+        </w:rPr>
+        <w:t>4.41</w:t>
+      </w:r>
       <w:r>
         <w:rPr>
           <w:lang w:val="pt_PT" w:bidi="pt_PT"/>
@@ -2549,414 +1895,276 @@
         </w:rPr>
         <w:t xml:space="preserve"> de Jesus — seu sofrimento, morte e ressurreição. Ao longo do Evangelho, encontramos numerosas referências à morte de Jesus (</w:t>
       </w:r>
-      <w:hyperlink r:id="rId111">
-        <w:r>
-          <w:rPr>
-            <w:lang w:val="pt_PT" w:bidi="pt_PT"/>
-          </w:rPr>
-          <w:rPr>
-            <w:color w:val="0000EE"/>
-            <w:u w:val="single"/>
-          </w:rPr>
-          <w:t>2.19–20</w:t>
-        </w:r>
-      </w:hyperlink>
+      <w:r>
+        <w:rPr>
+          <w:lang w:val="pt_PT" w:bidi="pt_PT"/>
+        </w:rPr>
+        <w:t>2.19–20</w:t>
+      </w:r>
       <w:r>
         <w:rPr>
           <w:lang w:val="pt_PT" w:bidi="pt_PT"/>
         </w:rPr>
         <w:t xml:space="preserve">; </w:t>
       </w:r>
-      <w:hyperlink r:id="rId81">
-        <w:r>
-          <w:rPr>
-            <w:lang w:val="pt_PT" w:bidi="pt_PT"/>
-          </w:rPr>
-          <w:rPr>
-            <w:color w:val="0000EE"/>
-            <w:u w:val="single"/>
-          </w:rPr>
-          <w:t>3.6</w:t>
-        </w:r>
-      </w:hyperlink>
+      <w:r>
+        <w:rPr>
+          <w:lang w:val="pt_PT" w:bidi="pt_PT"/>
+        </w:rPr>
+        <w:t>3.6</w:t>
+      </w:r>
       <w:r>
         <w:rPr>
           <w:lang w:val="pt_PT" w:bidi="pt_PT"/>
         </w:rPr>
         <w:t xml:space="preserve">; </w:t>
       </w:r>
-      <w:hyperlink r:id="rId33">
-        <w:r>
-          <w:rPr>
-            <w:lang w:val="pt_PT" w:bidi="pt_PT"/>
-          </w:rPr>
-          <w:rPr>
-            <w:color w:val="0000EE"/>
-            <w:u w:val="single"/>
-          </w:rPr>
-          <w:t>8.31</w:t>
-        </w:r>
-      </w:hyperlink>
+      <w:r>
+        <w:rPr>
+          <w:lang w:val="pt_PT" w:bidi="pt_PT"/>
+        </w:rPr>
+        <w:t>8.31</w:t>
+      </w:r>
       <w:r>
         <w:rPr>
           <w:lang w:val="pt_PT" w:bidi="pt_PT"/>
         </w:rPr>
         <w:t xml:space="preserve">; </w:t>
       </w:r>
-      <w:hyperlink r:id="rId112">
-        <w:r>
-          <w:rPr>
-            <w:lang w:val="pt_PT" w:bidi="pt_PT"/>
-          </w:rPr>
-          <w:rPr>
-            <w:color w:val="0000EE"/>
-            <w:u w:val="single"/>
-          </w:rPr>
-          <w:t>9.9</w:t>
-        </w:r>
-      </w:hyperlink>
+      <w:r>
+        <w:rPr>
+          <w:lang w:val="pt_PT" w:bidi="pt_PT"/>
+        </w:rPr>
+        <w:t>9.9</w:t>
+      </w:r>
       <w:r>
         <w:rPr>
           <w:lang w:val="pt_PT" w:bidi="pt_PT"/>
         </w:rPr>
         <w:t xml:space="preserve">, </w:t>
       </w:r>
-      <w:hyperlink r:id="rId113">
-        <w:r>
-          <w:rPr>
-            <w:lang w:val="pt_PT" w:bidi="pt_PT"/>
-          </w:rPr>
-          <w:rPr>
-            <w:color w:val="0000EE"/>
-            <w:u w:val="single"/>
-          </w:rPr>
-          <w:t>12</w:t>
-        </w:r>
-      </w:hyperlink>
+      <w:r>
+        <w:rPr>
+          <w:lang w:val="pt_PT" w:bidi="pt_PT"/>
+        </w:rPr>
+        <w:t>12</w:t>
+      </w:r>
       <w:r>
         <w:rPr>
           <w:lang w:val="pt_PT" w:bidi="pt_PT"/>
         </w:rPr>
         <w:t xml:space="preserve">, </w:t>
       </w:r>
-      <w:hyperlink r:id="rId114">
-        <w:r>
-          <w:rPr>
-            <w:lang w:val="pt_PT" w:bidi="pt_PT"/>
-          </w:rPr>
-          <w:rPr>
-            <w:color w:val="0000EE"/>
-            <w:u w:val="single"/>
-          </w:rPr>
-          <w:t>31</w:t>
-        </w:r>
-      </w:hyperlink>
+      <w:r>
+        <w:rPr>
+          <w:lang w:val="pt_PT" w:bidi="pt_PT"/>
+        </w:rPr>
+        <w:t>31</w:t>
+      </w:r>
       <w:r>
         <w:rPr>
           <w:lang w:val="pt_PT" w:bidi="pt_PT"/>
         </w:rPr>
         <w:t xml:space="preserve">; </w:t>
       </w:r>
-      <w:hyperlink r:id="rId115">
-        <w:r>
-          <w:rPr>
-            <w:lang w:val="pt_PT" w:bidi="pt_PT"/>
-          </w:rPr>
-          <w:rPr>
-            <w:color w:val="0000EE"/>
-            <w:u w:val="single"/>
-          </w:rPr>
-          <w:t>10.33–34</w:t>
-        </w:r>
-      </w:hyperlink>
+      <w:r>
+        <w:rPr>
+          <w:lang w:val="pt_PT" w:bidi="pt_PT"/>
+        </w:rPr>
+        <w:t>10.33–34</w:t>
+      </w:r>
       <w:r>
         <w:rPr>
           <w:lang w:val="pt_PT" w:bidi="pt_PT"/>
         </w:rPr>
         <w:t xml:space="preserve">, </w:t>
       </w:r>
-      <w:hyperlink r:id="rId116">
-        <w:r>
-          <w:rPr>
-            <w:lang w:val="pt_PT" w:bidi="pt_PT"/>
-          </w:rPr>
-          <w:rPr>
-            <w:color w:val="0000EE"/>
-            <w:u w:val="single"/>
-          </w:rPr>
-          <w:t>45</w:t>
-        </w:r>
-      </w:hyperlink>
+      <w:r>
+        <w:rPr>
+          <w:lang w:val="pt_PT" w:bidi="pt_PT"/>
+        </w:rPr>
+        <w:t>45</w:t>
+      </w:r>
       <w:r>
         <w:rPr>
           <w:lang w:val="pt_PT" w:bidi="pt_PT"/>
         </w:rPr>
         <w:t xml:space="preserve">; </w:t>
       </w:r>
-      <w:hyperlink r:id="rId117">
-        <w:r>
-          <w:rPr>
-            <w:lang w:val="pt_PT" w:bidi="pt_PT"/>
-          </w:rPr>
-          <w:rPr>
-            <w:color w:val="0000EE"/>
-            <w:u w:val="single"/>
-          </w:rPr>
-          <w:t>12.1–11</w:t>
-        </w:r>
-      </w:hyperlink>
+      <w:r>
+        <w:rPr>
+          <w:lang w:val="pt_PT" w:bidi="pt_PT"/>
+        </w:rPr>
+        <w:t>12.1–11</w:t>
+      </w:r>
       <w:r>
         <w:rPr>
           <w:lang w:val="pt_PT" w:bidi="pt_PT"/>
         </w:rPr>
         <w:t xml:space="preserve">; </w:t>
       </w:r>
-      <w:hyperlink r:id="rId118">
-        <w:r>
-          <w:rPr>
-            <w:lang w:val="pt_PT" w:bidi="pt_PT"/>
-          </w:rPr>
-          <w:rPr>
-            <w:color w:val="0000EE"/>
-            <w:u w:val="single"/>
-          </w:rPr>
-          <w:t>14.1–11</w:t>
-        </w:r>
-      </w:hyperlink>
+      <w:r>
+        <w:rPr>
+          <w:lang w:val="pt_PT" w:bidi="pt_PT"/>
+        </w:rPr>
+        <w:t>14.1–11</w:t>
+      </w:r>
       <w:r>
         <w:rPr>
           <w:lang w:val="pt_PT" w:bidi="pt_PT"/>
         </w:rPr>
         <w:t xml:space="preserve">, </w:t>
       </w:r>
-      <w:hyperlink r:id="rId119">
-        <w:r>
-          <w:rPr>
-            <w:lang w:val="pt_PT" w:bidi="pt_PT"/>
-          </w:rPr>
-          <w:rPr>
-            <w:color w:val="0000EE"/>
-            <w:u w:val="single"/>
-          </w:rPr>
-          <w:t>21</w:t>
-        </w:r>
-      </w:hyperlink>
+      <w:r>
+        <w:rPr>
+          <w:lang w:val="pt_PT" w:bidi="pt_PT"/>
+        </w:rPr>
+        <w:t>21</w:t>
+      </w:r>
       <w:r>
         <w:rPr>
           <w:lang w:val="pt_PT" w:bidi="pt_PT"/>
         </w:rPr>
         <w:t xml:space="preserve">, </w:t>
       </w:r>
-      <w:hyperlink r:id="rId120">
-        <w:r>
-          <w:rPr>
-            <w:lang w:val="pt_PT" w:bidi="pt_PT"/>
-          </w:rPr>
-          <w:rPr>
-            <w:color w:val="0000EE"/>
-            <w:u w:val="single"/>
-          </w:rPr>
-          <w:t>24–25</w:t>
-        </w:r>
-      </w:hyperlink>
+      <w:r>
+        <w:rPr>
+          <w:lang w:val="pt_PT" w:bidi="pt_PT"/>
+        </w:rPr>
+        <w:t>24–25</w:t>
+      </w:r>
       <w:r>
         <w:rPr>
           <w:lang w:val="pt_PT" w:bidi="pt_PT"/>
         </w:rPr>
         <w:t xml:space="preserve">, </w:t>
       </w:r>
-      <w:hyperlink r:id="rId121">
-        <w:r>
-          <w:rPr>
-            <w:lang w:val="pt_PT" w:bidi="pt_PT"/>
-          </w:rPr>
-          <w:rPr>
-            <w:color w:val="0000EE"/>
-            <w:u w:val="single"/>
-          </w:rPr>
-          <w:t>36</w:t>
-        </w:r>
-      </w:hyperlink>
+      <w:r>
+        <w:rPr>
+          <w:lang w:val="pt_PT" w:bidi="pt_PT"/>
+        </w:rPr>
+        <w:t>36</w:t>
+      </w:r>
       <w:r>
         <w:rPr>
           <w:lang w:val="pt_PT" w:bidi="pt_PT"/>
         </w:rPr>
         <w:t xml:space="preserve">, </w:t>
       </w:r>
-      <w:hyperlink r:id="rId122">
-        <w:r>
-          <w:rPr>
-            <w:lang w:val="pt_PT" w:bidi="pt_PT"/>
-          </w:rPr>
-          <w:rPr>
-            <w:color w:val="0000EE"/>
-            <w:u w:val="single"/>
-          </w:rPr>
-          <w:t>14.64–15.47</w:t>
-        </w:r>
-      </w:hyperlink>
+      <w:r>
+        <w:rPr>
+          <w:lang w:val="pt_PT" w:bidi="pt_PT"/>
+        </w:rPr>
+        <w:t>14.64–15.47</w:t>
+      </w:r>
       <w:r>
         <w:rPr>
           <w:lang w:val="pt_PT" w:bidi="pt_PT"/>
         </w:rPr>
         <w:t>). Marcos enfatiza que a morte de Jesus fazia parte do plano de Deus. Sua morte era uma necessidade divina (</w:t>
       </w:r>
-      <w:hyperlink r:id="rId33">
-        <w:r>
-          <w:rPr>
-            <w:lang w:val="pt_PT" w:bidi="pt_PT"/>
-          </w:rPr>
-          <w:rPr>
-            <w:color w:val="0000EE"/>
-            <w:u w:val="single"/>
-          </w:rPr>
-          <w:t>8.31</w:t>
-        </w:r>
-      </w:hyperlink>
+      <w:r>
+        <w:rPr>
+          <w:lang w:val="pt_PT" w:bidi="pt_PT"/>
+        </w:rPr>
+        <w:t>8.31</w:t>
+      </w:r>
       <w:r>
         <w:rPr>
           <w:lang w:val="pt_PT" w:bidi="pt_PT"/>
         </w:rPr>
         <w:t>), pois Deus tinha desejado isso (</w:t>
       </w:r>
-      <w:hyperlink r:id="rId116">
-        <w:r>
-          <w:rPr>
-            <w:lang w:val="pt_PT" w:bidi="pt_PT"/>
-          </w:rPr>
-          <w:rPr>
-            <w:color w:val="0000EE"/>
-            <w:u w:val="single"/>
-          </w:rPr>
-          <w:t>10.45</w:t>
-        </w:r>
-      </w:hyperlink>
+      <w:r>
+        <w:rPr>
+          <w:lang w:val="pt_PT" w:bidi="pt_PT"/>
+        </w:rPr>
+        <w:t>10.45</w:t>
+      </w:r>
       <w:r>
         <w:rPr>
           <w:lang w:val="pt_PT" w:bidi="pt_PT"/>
         </w:rPr>
         <w:t xml:space="preserve">; </w:t>
       </w:r>
-      <w:hyperlink r:id="rId121">
-        <w:r>
-          <w:rPr>
-            <w:lang w:val="pt_PT" w:bidi="pt_PT"/>
-          </w:rPr>
-          <w:rPr>
-            <w:color w:val="0000EE"/>
-            <w:u w:val="single"/>
-          </w:rPr>
-          <w:t>14.36</w:t>
-        </w:r>
-      </w:hyperlink>
+      <w:r>
+        <w:rPr>
+          <w:lang w:val="pt_PT" w:bidi="pt_PT"/>
+        </w:rPr>
+        <w:t>14.36</w:t>
+      </w:r>
       <w:r>
         <w:rPr>
           <w:lang w:val="pt_PT" w:bidi="pt_PT"/>
         </w:rPr>
         <w:t xml:space="preserve">). O Antigo Testamento também ensina sobre a morte do Messias (veja </w:t>
       </w:r>
-      <w:hyperlink r:id="rId113">
-        <w:r>
-          <w:rPr>
-            <w:lang w:val="pt_PT" w:bidi="pt_PT"/>
-          </w:rPr>
-          <w:rPr>
-            <w:color w:val="0000EE"/>
-            <w:u w:val="single"/>
-          </w:rPr>
-          <w:t>9.12</w:t>
-        </w:r>
-      </w:hyperlink>
+      <w:r>
+        <w:rPr>
+          <w:lang w:val="pt_PT" w:bidi="pt_PT"/>
+        </w:rPr>
+        <w:t>9.12</w:t>
+      </w:r>
       <w:r>
         <w:rPr>
           <w:lang w:val="pt_PT" w:bidi="pt_PT"/>
         </w:rPr>
         <w:t xml:space="preserve">; </w:t>
       </w:r>
-      <w:hyperlink r:id="rId119">
-        <w:r>
-          <w:rPr>
-            <w:lang w:val="pt_PT" w:bidi="pt_PT"/>
-          </w:rPr>
-          <w:rPr>
-            <w:color w:val="0000EE"/>
-            <w:u w:val="single"/>
-          </w:rPr>
-          <w:t>14.21</w:t>
-        </w:r>
-      </w:hyperlink>
+      <w:r>
+        <w:rPr>
+          <w:lang w:val="pt_PT" w:bidi="pt_PT"/>
+        </w:rPr>
+        <w:t>14.21</w:t>
+      </w:r>
       <w:r>
         <w:rPr>
           <w:lang w:val="pt_PT" w:bidi="pt_PT"/>
         </w:rPr>
         <w:t xml:space="preserve">, </w:t>
       </w:r>
-      <w:hyperlink r:id="rId123">
-        <w:r>
-          <w:rPr>
-            <w:lang w:val="pt_PT" w:bidi="pt_PT"/>
-          </w:rPr>
-          <w:rPr>
-            <w:color w:val="0000EE"/>
-            <w:u w:val="single"/>
-          </w:rPr>
-          <w:t>27</w:t>
-        </w:r>
-      </w:hyperlink>
+      <w:r>
+        <w:rPr>
+          <w:lang w:val="pt_PT" w:bidi="pt_PT"/>
+        </w:rPr>
+        <w:t>27</w:t>
+      </w:r>
       <w:r>
         <w:rPr>
           <w:lang w:val="pt_PT" w:bidi="pt_PT"/>
         </w:rPr>
         <w:t xml:space="preserve">, </w:t>
       </w:r>
-      <w:hyperlink r:id="rId124">
-        <w:r>
-          <w:rPr>
-            <w:lang w:val="pt_PT" w:bidi="pt_PT"/>
-          </w:rPr>
-          <w:rPr>
-            <w:color w:val="0000EE"/>
-            <w:u w:val="single"/>
-          </w:rPr>
-          <w:t>49</w:t>
-        </w:r>
-      </w:hyperlink>
+      <w:r>
+        <w:rPr>
+          <w:lang w:val="pt_PT" w:bidi="pt_PT"/>
+        </w:rPr>
+        <w:t>49</w:t>
+      </w:r>
       <w:r>
         <w:rPr>
           <w:lang w:val="pt_PT" w:bidi="pt_PT"/>
         </w:rPr>
         <w:t>). Jesus veio para dar sua vida como um resgate por muitos (</w:t>
       </w:r>
-      <w:hyperlink r:id="rId116">
-        <w:r>
-          <w:rPr>
-            <w:lang w:val="pt_PT" w:bidi="pt_PT"/>
-          </w:rPr>
-          <w:rPr>
-            <w:color w:val="0000EE"/>
-            <w:u w:val="single"/>
-          </w:rPr>
-          <w:t>10.45</w:t>
-        </w:r>
-      </w:hyperlink>
+      <w:r>
+        <w:rPr>
+          <w:lang w:val="pt_PT" w:bidi="pt_PT"/>
+        </w:rPr>
+        <w:t>10.45</w:t>
+      </w:r>
       <w:r>
         <w:rPr>
           <w:lang w:val="pt_PT" w:bidi="pt_PT"/>
         </w:rPr>
         <w:t>) e para derramar seu sangue sacrificialmente para estabelecer uma nova aliança (</w:t>
       </w:r>
-      <w:hyperlink r:id="rId125">
-        <w:r>
-          <w:rPr>
-            <w:lang w:val="pt_PT" w:bidi="pt_PT"/>
-          </w:rPr>
-          <w:rPr>
-            <w:color w:val="0000EE"/>
-            <w:u w:val="single"/>
-          </w:rPr>
-          <w:t>14.24</w:t>
-        </w:r>
-      </w:hyperlink>
+      <w:r>
+        <w:rPr>
+          <w:lang w:val="pt_PT" w:bidi="pt_PT"/>
+        </w:rPr>
+        <w:t>14.24</w:t>
+      </w:r>
       <w:r>
         <w:rPr>
           <w:lang w:val="pt_PT" w:bidi="pt_PT"/>
@@ -2977,144 +2185,96 @@
         </w:rPr>
         <w:t xml:space="preserve">Discipulado cristão. Marcos enfatiza a importância de seguir Jesus negando-se e tomando a própria cruz (veja </w:t>
       </w:r>
-      <w:hyperlink r:id="rId126">
-        <w:r>
-          <w:rPr>
-            <w:lang w:val="pt_PT" w:bidi="pt_PT"/>
-          </w:rPr>
-          <w:rPr>
-            <w:color w:val="0000EE"/>
-            <w:u w:val="single"/>
-          </w:rPr>
-          <w:t>8.34</w:t>
-        </w:r>
-      </w:hyperlink>
+      <w:r>
+        <w:rPr>
+          <w:lang w:val="pt_PT" w:bidi="pt_PT"/>
+        </w:rPr>
+        <w:t>8.34</w:t>
+      </w:r>
       <w:r>
         <w:rPr>
           <w:lang w:val="pt_PT" w:bidi="pt_PT"/>
         </w:rPr>
         <w:t>). O discipulado cristão não permite uma resposta indiferente, mas exige deixar tudo para seguir Jesus (</w:t>
       </w:r>
-      <w:hyperlink r:id="rId127">
-        <w:r>
-          <w:rPr>
-            <w:lang w:val="pt_PT" w:bidi="pt_PT"/>
-          </w:rPr>
-          <w:rPr>
-            <w:color w:val="0000EE"/>
-            <w:u w:val="single"/>
-          </w:rPr>
-          <w:t>1.18</w:t>
-        </w:r>
-      </w:hyperlink>
+      <w:r>
+        <w:rPr>
+          <w:lang w:val="pt_PT" w:bidi="pt_PT"/>
+        </w:rPr>
+        <w:t>1.18</w:t>
+      </w:r>
       <w:r>
         <w:rPr>
           <w:lang w:val="pt_PT" w:bidi="pt_PT"/>
         </w:rPr>
         <w:t>,</w:t>
       </w:r>
-      <w:hyperlink r:id="rId128">
-        <w:r>
-          <w:rPr>
-            <w:lang w:val="pt_PT" w:bidi="pt_PT"/>
-          </w:rPr>
-          <w:rPr>
-            <w:color w:val="0000EE"/>
-            <w:u w:val="single"/>
-          </w:rPr>
-          <w:t>20</w:t>
-        </w:r>
-      </w:hyperlink>
+      <w:r>
+        <w:rPr>
+          <w:lang w:val="pt_PT" w:bidi="pt_PT"/>
+        </w:rPr>
+        <w:t>20</w:t>
+      </w:r>
       <w:r>
         <w:rPr>
           <w:lang w:val="pt_PT" w:bidi="pt_PT"/>
         </w:rPr>
         <w:t xml:space="preserve">; </w:t>
       </w:r>
-      <w:hyperlink r:id="rId129">
-        <w:r>
-          <w:rPr>
-            <w:lang w:val="pt_PT" w:bidi="pt_PT"/>
-          </w:rPr>
-          <w:rPr>
-            <w:color w:val="0000EE"/>
-            <w:u w:val="single"/>
-          </w:rPr>
-          <w:t>10.21</w:t>
-        </w:r>
-      </w:hyperlink>
+      <w:r>
+        <w:rPr>
+          <w:lang w:val="pt_PT" w:bidi="pt_PT"/>
+        </w:rPr>
+        <w:t>10.21</w:t>
+      </w:r>
       <w:r>
         <w:rPr>
           <w:lang w:val="pt_PT" w:bidi="pt_PT"/>
         </w:rPr>
         <w:t>,</w:t>
       </w:r>
-      <w:hyperlink r:id="rId130">
-        <w:r>
-          <w:rPr>
-            <w:lang w:val="pt_PT" w:bidi="pt_PT"/>
-          </w:rPr>
-          <w:rPr>
-            <w:color w:val="0000EE"/>
-            <w:u w:val="single"/>
-          </w:rPr>
-          <w:t>29</w:t>
-        </w:r>
-      </w:hyperlink>
+      <w:r>
+        <w:rPr>
+          <w:lang w:val="pt_PT" w:bidi="pt_PT"/>
+        </w:rPr>
+        <w:t>29</w:t>
+      </w:r>
       <w:r>
         <w:rPr>
           <w:lang w:val="pt_PT" w:bidi="pt_PT"/>
         </w:rPr>
         <w:t>). O discipulado cristão pode até trazer perseguição e martírio (</w:t>
       </w:r>
-      <w:hyperlink r:id="rId52">
-        <w:r>
-          <w:rPr>
-            <w:lang w:val="pt_PT" w:bidi="pt_PT"/>
-          </w:rPr>
-          <w:rPr>
-            <w:color w:val="0000EE"/>
-            <w:u w:val="single"/>
-          </w:rPr>
-          <w:t>13.9–13a</w:t>
-        </w:r>
-      </w:hyperlink>
+      <w:r>
+        <w:rPr>
+          <w:lang w:val="pt_PT" w:bidi="pt_PT"/>
+        </w:rPr>
+        <w:t>13.9–13a</w:t>
+      </w:r>
       <w:r>
         <w:rPr>
           <w:lang w:val="pt_PT" w:bidi="pt_PT"/>
         </w:rPr>
         <w:t>), mas aos cristãos é prometido que resistência na fé significa salvação (</w:t>
       </w:r>
-      <w:hyperlink r:id="rId131">
-        <w:r>
-          <w:rPr>
-            <w:lang w:val="pt_PT" w:bidi="pt_PT"/>
-          </w:rPr>
-          <w:rPr>
-            <w:color w:val="0000EE"/>
-            <w:u w:val="single"/>
-          </w:rPr>
-          <w:t>13.13</w:t>
-        </w:r>
-      </w:hyperlink>
+      <w:r>
+        <w:rPr>
+          <w:lang w:val="pt_PT" w:bidi="pt_PT"/>
+        </w:rPr>
+        <w:t>13.13</w:t>
+      </w:r>
       <w:r>
         <w:rPr>
           <w:lang w:val="pt_PT" w:bidi="pt_PT"/>
         </w:rPr>
         <w:t>) e vida eterna (</w:t>
       </w:r>
-      <w:hyperlink r:id="rId51">
-        <w:r>
-          <w:rPr>
-            <w:lang w:val="pt_PT" w:bidi="pt_PT"/>
-          </w:rPr>
-          <w:rPr>
-            <w:color w:val="0000EE"/>
-            <w:u w:val="single"/>
-          </w:rPr>
-          <w:t>10.30</w:t>
-        </w:r>
-      </w:hyperlink>
+      <w:r>
+        <w:rPr>
+          <w:lang w:val="pt_PT" w:bidi="pt_PT"/>
+        </w:rPr>
+        <w:t>10.30</w:t>
+      </w:r>
       <w:r>
         <w:rPr>
           <w:lang w:val="pt_PT" w:bidi="pt_PT"/>
@@ -3135,18 +2295,12 @@
         </w:rPr>
         <w:t>O “Segredo do Messias”. Ao longo do Evangelho de Marcos, Jesus diz aos outros para não transmitirem sua verdadeira identidade. Isso provavelmente é por causa da tendência de as pessoas entenderem mal quem ele é e o que ele veio fazer. No entanto, o segredo não é e não pode ser guardado (</w:t>
       </w:r>
-      <w:hyperlink r:id="rId132">
-        <w:r>
-          <w:rPr>
-            <w:lang w:val="pt_PT" w:bidi="pt_PT"/>
-          </w:rPr>
-          <w:rPr>
-            <w:color w:val="0000EE"/>
-            <w:u w:val="single"/>
-          </w:rPr>
-          <w:t>7.36</w:t>
-        </w:r>
-      </w:hyperlink>
+      <w:r>
+        <w:rPr>
+          <w:lang w:val="pt_PT" w:bidi="pt_PT"/>
+        </w:rPr>
+        <w:t>7.36</w:t>
+      </w:r>
       <w:r>
         <w:rPr>
           <w:lang w:val="pt_PT" w:bidi="pt_PT"/>
@@ -3167,18 +2321,12 @@
         </w:rPr>
         <w:t>A Vinda do Reino de Deus. A chegada do Reino de Deus é central para a mensagem de Jesus. As pessoas precisam se arrepender e acreditar no evangelho porque o Reino de Deus chegou (</w:t>
       </w:r>
-      <w:hyperlink r:id="rId75">
-        <w:r>
-          <w:rPr>
-            <w:lang w:val="pt_PT" w:bidi="pt_PT"/>
-          </w:rPr>
-          <w:rPr>
-            <w:color w:val="0000EE"/>
-            <w:u w:val="single"/>
-          </w:rPr>
-          <w:t>1.14–15</w:t>
-        </w:r>
-      </w:hyperlink>
+      <w:r>
+        <w:rPr>
+          <w:lang w:val="pt_PT" w:bidi="pt_PT"/>
+        </w:rPr>
+        <w:t>1.14–15</w:t>
+      </w:r>
       <w:r>
         <w:rPr>
           <w:lang w:val="pt_PT" w:bidi="pt_PT"/>
